--- a/Relatório.docx
+++ b/Relatório.docx
@@ -562,7 +562,43 @@
           <w:bCs/>
           <w:lang w:val="pt-PT"/>
         </w:rPr>
-        <w:t>Relatório Técnico:</w:t>
+        <w:t>Relatório</w:t>
+      </w:r>
+      <w:r>
+        <w:rPr>
+          <w:rFonts w:ascii="Arial" w:hAnsi="Arial" w:cs="Arial"/>
+          <w:b/>
+          <w:bCs/>
+          <w:lang w:val="pt-PT"/>
+        </w:rPr>
+        <w:t xml:space="preserve"> de</w:t>
+      </w:r>
+      <w:r>
+        <w:rPr>
+          <w:rFonts w:ascii="Arial" w:hAnsi="Arial" w:cs="Arial"/>
+          <w:b/>
+          <w:bCs/>
+          <w:lang w:val="pt-PT"/>
+        </w:rPr>
+        <w:t xml:space="preserve"> </w:t>
+      </w:r>
+      <w:r>
+        <w:rPr>
+          <w:rFonts w:ascii="Arial" w:hAnsi="Arial" w:cs="Arial"/>
+          <w:b/>
+          <w:bCs/>
+          <w:lang w:val="pt-PT"/>
+        </w:rPr>
+        <w:t>Linguagens Script</w:t>
+      </w:r>
+      <w:r>
+        <w:rPr>
+          <w:rFonts w:ascii="Arial" w:hAnsi="Arial" w:cs="Arial"/>
+          <w:b/>
+          <w:bCs/>
+          <w:lang w:val="pt-PT"/>
+        </w:rPr>
+        <w:t>:</w:t>
       </w:r>
     </w:p>
     <w:p>
@@ -624,7 +660,21 @@
           <w:rFonts w:ascii="Arial" w:hAnsi="Arial" w:cs="Arial"/>
           <w:lang w:val="pt-PT"/>
         </w:rPr>
-        <w:t>, no 2020146596</w:t>
+        <w:t xml:space="preserve">, </w:t>
+      </w:r>
+      <w:r>
+        <w:rPr>
+          <w:rFonts w:ascii="Arial" w:hAnsi="Arial" w:cs="Arial"/>
+          <w:lang w:val="pt-PT"/>
+        </w:rPr>
+        <w:t>nº</w:t>
+      </w:r>
+      <w:r>
+        <w:rPr>
+          <w:rFonts w:ascii="Arial" w:hAnsi="Arial" w:cs="Arial"/>
+          <w:lang w:val="pt-PT"/>
+        </w:rPr>
+        <w:t xml:space="preserve"> 2020146596</w:t>
       </w:r>
     </w:p>
     <w:p>
@@ -640,23 +690,137 @@
           <w:rFonts w:ascii="Arial" w:hAnsi="Arial" w:cs="Arial"/>
           <w:lang w:val="pt-PT"/>
         </w:rPr>
-        <w:t>--</w:t>
+        <w:t xml:space="preserve">Miguel Baptista André, </w:t>
+      </w:r>
+      <w:r>
+        <w:rPr>
+          <w:rFonts w:ascii="Arial" w:hAnsi="Arial" w:cs="Arial"/>
+          <w:lang w:val="pt-PT"/>
+        </w:rPr>
+        <w:t>nº</w:t>
+      </w:r>
+      <w:r>
+        <w:rPr>
+          <w:rFonts w:ascii="Arial" w:hAnsi="Arial" w:cs="Arial"/>
+          <w:lang w:val="pt-PT"/>
+        </w:rPr>
+        <w:t xml:space="preserve"> 2024132582</w:t>
       </w:r>
     </w:p>
     <w:p>
       <w:pPr>
         <w:pStyle w:val="Caption"/>
-        <w:rPr>
-          <w:rFonts w:ascii="Arial" w:hAnsi="Arial" w:cs="Arial"/>
-          <w:lang w:val="pt-PT"/>
-        </w:rPr>
-      </w:pPr>
-      <w:r>
-        <w:rPr>
-          <w:rFonts w:ascii="Arial" w:hAnsi="Arial" w:cs="Arial"/>
-          <w:lang w:val="pt-PT"/>
-        </w:rPr>
-        <w:t>--</w:t>
+        <w:ind w:left="2160"/>
+        <w:jc w:val="left"/>
+        <w:rPr>
+          <w:rFonts w:ascii="Arial" w:hAnsi="Arial" w:cs="Arial"/>
+          <w:lang w:val="pt-PT"/>
+        </w:rPr>
+      </w:pPr>
+      <w:r>
+        <w:rPr>
+          <w:rFonts w:ascii="Arial" w:hAnsi="Arial" w:cs="Arial"/>
+          <w:noProof/>
+          <w:lang w:val="pt-PT"/>
+        </w:rPr>
+        <w:drawing>
+          <wp:anchor distT="0" distB="0" distL="114300" distR="114300" simplePos="0" relativeHeight="251665408" behindDoc="1" locked="0" layoutInCell="1" allowOverlap="1" wp14:anchorId="1C9A46E8" wp14:editId="55FDE1F5">
+            <wp:simplePos x="0" y="0"/>
+            <wp:positionH relativeFrom="margin">
+              <wp:posOffset>1369060</wp:posOffset>
+            </wp:positionH>
+            <wp:positionV relativeFrom="paragraph">
+              <wp:posOffset>811530</wp:posOffset>
+            </wp:positionV>
+            <wp:extent cx="4067175" cy="3390900"/>
+            <wp:effectExtent l="0" t="0" r="9525" b="0"/>
+            <wp:wrapTight wrapText="bothSides">
+              <wp:wrapPolygon edited="0">
+                <wp:start x="0" y="0"/>
+                <wp:lineTo x="0" y="21479"/>
+                <wp:lineTo x="21549" y="21479"/>
+                <wp:lineTo x="21549" y="0"/>
+                <wp:lineTo x="0" y="0"/>
+              </wp:wrapPolygon>
+            </wp:wrapTight>
+            <wp:docPr id="26223236" name="Imagem 1"/>
+            <wp:cNvGraphicFramePr>
+              <a:graphicFrameLocks xmlns:a="http://schemas.openxmlformats.org/drawingml/2006/main" noChangeAspect="1"/>
+            </wp:cNvGraphicFramePr>
+            <a:graphic xmlns:a="http://schemas.openxmlformats.org/drawingml/2006/main">
+              <a:graphicData uri="http://schemas.openxmlformats.org/drawingml/2006/picture">
+                <pic:pic xmlns:pic="http://schemas.openxmlformats.org/drawingml/2006/picture">
+                  <pic:nvPicPr>
+                    <pic:cNvPr id="26223236" name=""/>
+                    <pic:cNvPicPr/>
+                  </pic:nvPicPr>
+                  <pic:blipFill>
+                    <a:blip r:embed="rId11">
+                      <a:extLst>
+                        <a:ext uri="{28A0092B-C50C-407E-A947-70E740481C1C}">
+                          <a14:useLocalDpi xmlns:a14="http://schemas.microsoft.com/office/drawing/2010/main" val="0"/>
+                        </a:ext>
+                      </a:extLst>
+                    </a:blip>
+                    <a:stretch>
+                      <a:fillRect/>
+                    </a:stretch>
+                  </pic:blipFill>
+                  <pic:spPr>
+                    <a:xfrm>
+                      <a:off x="0" y="0"/>
+                      <a:ext cx="4067175" cy="3390900"/>
+                    </a:xfrm>
+                    <a:prstGeom prst="rect">
+                      <a:avLst/>
+                    </a:prstGeom>
+                  </pic:spPr>
+                </pic:pic>
+              </a:graphicData>
+            </a:graphic>
+            <wp14:sizeRelH relativeFrom="margin">
+              <wp14:pctWidth>0</wp14:pctWidth>
+            </wp14:sizeRelH>
+            <wp14:sizeRelV relativeFrom="margin">
+              <wp14:pctHeight>0</wp14:pctHeight>
+            </wp14:sizeRelV>
+          </wp:anchor>
+        </w:drawing>
+      </w:r>
+      <w:r>
+        <w:rPr>
+          <w:rFonts w:ascii="Arial" w:hAnsi="Arial" w:cs="Arial"/>
+          <w:lang w:val="pt-PT"/>
+        </w:rPr>
+        <w:t xml:space="preserve">    Miguel Ferreira Simões</w:t>
+      </w:r>
+      <w:r>
+        <w:rPr>
+          <w:rFonts w:ascii="Arial" w:hAnsi="Arial" w:cs="Arial"/>
+          <w:lang w:val="pt-PT"/>
+        </w:rPr>
+        <w:t>, n</w:t>
+      </w:r>
+      <w:r>
+        <w:rPr>
+          <w:rFonts w:ascii="Arial" w:hAnsi="Arial" w:cs="Arial"/>
+          <w:lang w:val="pt-PT"/>
+        </w:rPr>
+        <w:t>º</w:t>
+      </w:r>
+      <w:r>
+        <w:rPr>
+          <w:rFonts w:ascii="Arial" w:hAnsi="Arial" w:cs="Arial"/>
+          <w:lang w:val="pt-PT"/>
+        </w:rPr>
+        <w:t xml:space="preserve"> </w:t>
+      </w:r>
+      <w:r>
+        <w:rPr>
+          <w:rFonts w:ascii="Arial" w:hAnsi="Arial" w:cs="Arial"/>
+          <w:lang w:val="pt-PT"/>
+        </w:rPr>
+        <w:t>2024153885</w:t>
       </w:r>
       <w:r>
         <w:rPr>
@@ -670,15 +834,155 @@
     <w:p>
       <w:pPr>
         <w:pStyle w:val="BodyText"/>
-        <w:rPr>
-          <w:rFonts w:ascii="Arial" w:hAnsi="Arial" w:cs="Arial"/>
-          <w:lang w:val="pt-PT"/>
-        </w:rPr>
-      </w:pPr>
+        <w:numPr>
+          <w:ilvl w:val="0"/>
+          <w:numId w:val="35"/>
+        </w:numPr>
+        <w:jc w:val="left"/>
+        <w:rPr>
+          <w:rFonts w:ascii="Arial" w:hAnsi="Arial" w:cs="Arial"/>
+          <w:lang w:val="pt-PT"/>
+        </w:rPr>
+      </w:pPr>
+      <w:r>
+        <w:rPr>
+          <w:rFonts w:ascii="Arial" w:hAnsi="Arial" w:cs="Arial"/>
+          <w:b/>
+          <w:bCs/>
+          <w:lang w:val="pt-PT"/>
+        </w:rPr>
+        <w:lastRenderedPageBreak/>
+        <w:t>Arquitetura e Diagrama de Componentes</w:t>
+      </w:r>
+      <w:r>
+        <w:rPr>
+          <w:rFonts w:ascii="Arial" w:hAnsi="Arial" w:cs="Arial"/>
+          <w:lang w:val="pt-PT"/>
+        </w:rPr>
+        <w:t xml:space="preserve"> </w:t>
+      </w:r>
+      <w:r>
+        <w:rPr>
+          <w:rFonts w:ascii="Arial" w:hAnsi="Arial" w:cs="Arial"/>
+          <w:lang w:val="pt-PT"/>
+        </w:rPr>
+        <w:t>Adotámos</w:t>
+      </w:r>
+      <w:r>
+        <w:rPr>
+          <w:rFonts w:ascii="Arial" w:hAnsi="Arial" w:cs="Arial"/>
+          <w:lang w:val="pt-PT"/>
+        </w:rPr>
+        <w:t xml:space="preserve"> uma arquitetura modular baseada em componentes funcionais. Respeitando a proibição de concentrar toda a gestão de estados no componente central </w:t>
+      </w:r>
+      <w:proofErr w:type="spellStart"/>
+      <w:r>
+        <w:rPr>
+          <w:rFonts w:ascii="Arial" w:hAnsi="Arial" w:cs="Arial"/>
+          <w:lang w:val="pt-PT"/>
+        </w:rPr>
+        <w:t>App.jsx</w:t>
+      </w:r>
+      <w:proofErr w:type="spellEnd"/>
+      <w:r>
+        <w:rPr>
+          <w:rFonts w:ascii="Arial" w:hAnsi="Arial" w:cs="Arial"/>
+          <w:lang w:val="pt-PT"/>
+        </w:rPr>
+        <w:t xml:space="preserve">, </w:t>
+      </w:r>
+      <w:r>
+        <w:rPr>
+          <w:rFonts w:ascii="Arial" w:hAnsi="Arial" w:cs="Arial"/>
+          <w:lang w:val="pt-PT"/>
+        </w:rPr>
+        <w:t xml:space="preserve">descentrámos a </w:t>
+      </w:r>
+      <w:r>
+        <w:rPr>
+          <w:rFonts w:ascii="Arial" w:hAnsi="Arial" w:cs="Arial"/>
+          <w:lang w:val="pt-PT"/>
+        </w:rPr>
+        <w:t xml:space="preserve">telemetria do tempo para o </w:t>
+      </w:r>
+      <w:proofErr w:type="spellStart"/>
+      <w:r>
+        <w:rPr>
+          <w:rFonts w:ascii="Arial" w:hAnsi="Arial" w:cs="Arial"/>
+          <w:lang w:val="pt-PT"/>
+        </w:rPr>
+        <w:t>ControlPanel</w:t>
+      </w:r>
+      <w:proofErr w:type="spellEnd"/>
+      <w:r>
+        <w:rPr>
+          <w:rFonts w:ascii="Arial" w:hAnsi="Arial" w:cs="Arial"/>
+          <w:lang w:val="pt-PT"/>
+        </w:rPr>
+        <w:t>. O</w:t>
+      </w:r>
+      <w:r>
+        <w:rPr>
+          <w:rFonts w:ascii="Arial" w:hAnsi="Arial" w:cs="Arial"/>
+          <w:lang w:val="pt-PT"/>
+        </w:rPr>
+        <w:t>peramos o</w:t>
+      </w:r>
+      <w:r>
+        <w:rPr>
+          <w:rFonts w:ascii="Arial" w:hAnsi="Arial" w:cs="Arial"/>
+          <w:lang w:val="pt-PT"/>
+        </w:rPr>
+        <w:t xml:space="preserve"> fluxo de dados de forma descendente, com </w:t>
+      </w:r>
+      <w:proofErr w:type="spellStart"/>
+      <w:r>
+        <w:rPr>
+          <w:rFonts w:ascii="Arial" w:hAnsi="Arial" w:cs="Arial"/>
+          <w:lang w:val="pt-PT"/>
+        </w:rPr>
+        <w:t>callbacks</w:t>
+      </w:r>
+      <w:proofErr w:type="spellEnd"/>
+      <w:r>
+        <w:rPr>
+          <w:rFonts w:ascii="Arial" w:hAnsi="Arial" w:cs="Arial"/>
+          <w:lang w:val="pt-PT"/>
+        </w:rPr>
+        <w:t xml:space="preserve"> a garantir a sincronização entre irmãos sem recurso ao </w:t>
+      </w:r>
+      <w:proofErr w:type="spellStart"/>
+      <w:r>
+        <w:rPr>
+          <w:rFonts w:ascii="Arial" w:hAnsi="Arial" w:cs="Arial"/>
+          <w:lang w:val="pt-PT"/>
+        </w:rPr>
+        <w:t>Context</w:t>
+      </w:r>
+      <w:proofErr w:type="spellEnd"/>
+      <w:r>
+        <w:rPr>
+          <w:rFonts w:ascii="Arial" w:hAnsi="Arial" w:cs="Arial"/>
+          <w:lang w:val="pt-PT"/>
+        </w:rPr>
+        <w:t xml:space="preserve"> API.</w:t>
+      </w:r>
     </w:p>
     <w:p>
       <w:pPr>
         <w:pStyle w:val="BodyText"/>
+        <w:ind w:left="720"/>
+        <w:jc w:val="left"/>
+        <w:rPr>
+          <w:rFonts w:ascii="Arial" w:hAnsi="Arial" w:cs="Arial"/>
+          <w:lang w:val="pt-PT"/>
+        </w:rPr>
+      </w:pPr>
+    </w:p>
+    <w:p>
+      <w:pPr>
+        <w:pStyle w:val="BodyText"/>
+        <w:ind w:left="720"/>
         <w:jc w:val="left"/>
         <w:rPr>
           <w:rFonts w:ascii="Arial" w:hAnsi="Arial" w:cs="Arial"/>
@@ -692,116 +996,6 @@
           <w:bCs/>
           <w:lang w:val="pt-PT"/>
         </w:rPr>
-        <w:t>1. Arquitetura e Diagrama de Componentes</w:t>
-      </w:r>
-      <w:r>
-        <w:rPr>
-          <w:rFonts w:ascii="Arial" w:hAnsi="Arial" w:cs="Arial"/>
-          <w:lang w:val="pt-PT"/>
-        </w:rPr>
-        <w:t xml:space="preserve"> A aplicação adota uma arquitetura modular baseada em componentes funcionais. Respeitando a proibição de concentrar toda a gestão de estados no componente central </w:t>
-      </w:r>
-      <w:proofErr w:type="spellStart"/>
-      <w:r>
-        <w:rPr>
-          <w:rFonts w:ascii="Arial" w:hAnsi="Arial" w:cs="Arial"/>
-          <w:lang w:val="pt-PT"/>
-        </w:rPr>
-        <w:t>App.jsx</w:t>
-      </w:r>
-      <w:proofErr w:type="spellEnd"/>
-      <w:r>
-        <w:rPr>
-          <w:rFonts w:ascii="Arial" w:hAnsi="Arial" w:cs="Arial"/>
-          <w:lang w:val="pt-PT"/>
-        </w:rPr>
-        <w:t xml:space="preserve">, a telemetria do tempo foi descentralizada para o </w:t>
-      </w:r>
-      <w:proofErr w:type="spellStart"/>
-      <w:r>
-        <w:rPr>
-          <w:rFonts w:ascii="Arial" w:hAnsi="Arial" w:cs="Arial"/>
-          <w:lang w:val="pt-PT"/>
-        </w:rPr>
-        <w:t>ControlPanel</w:t>
-      </w:r>
-      <w:proofErr w:type="spellEnd"/>
-      <w:r>
-        <w:rPr>
-          <w:rFonts w:ascii="Arial" w:hAnsi="Arial" w:cs="Arial"/>
-          <w:lang w:val="pt-PT"/>
-        </w:rPr>
-        <w:t xml:space="preserve">. O fluxo de dados </w:t>
-      </w:r>
-      <w:proofErr w:type="gramStart"/>
-      <w:r>
-        <w:rPr>
-          <w:rFonts w:ascii="Arial" w:hAnsi="Arial" w:cs="Arial"/>
-          <w:lang w:val="pt-PT"/>
-        </w:rPr>
-        <w:t>opera</w:t>
-      </w:r>
-      <w:proofErr w:type="gramEnd"/>
-      <w:r>
-        <w:rPr>
-          <w:rFonts w:ascii="Arial" w:hAnsi="Arial" w:cs="Arial"/>
-          <w:lang w:val="pt-PT"/>
-        </w:rPr>
-        <w:t xml:space="preserve"> de forma descendente, com </w:t>
-      </w:r>
-      <w:proofErr w:type="spellStart"/>
-      <w:r>
-        <w:rPr>
-          <w:rFonts w:ascii="Arial" w:hAnsi="Arial" w:cs="Arial"/>
-          <w:lang w:val="pt-PT"/>
-        </w:rPr>
-        <w:t>callbacks</w:t>
-      </w:r>
-      <w:proofErr w:type="spellEnd"/>
-      <w:r>
-        <w:rPr>
-          <w:rFonts w:ascii="Arial" w:hAnsi="Arial" w:cs="Arial"/>
-          <w:lang w:val="pt-PT"/>
-        </w:rPr>
-        <w:t xml:space="preserve"> a garantir a sincronização entre irmãos sem recurso ao </w:t>
-      </w:r>
-      <w:proofErr w:type="spellStart"/>
-      <w:r>
-        <w:rPr>
-          <w:rFonts w:ascii="Arial" w:hAnsi="Arial" w:cs="Arial"/>
-          <w:lang w:val="pt-PT"/>
-        </w:rPr>
-        <w:t>Context</w:t>
-      </w:r>
-      <w:proofErr w:type="spellEnd"/>
-      <w:r>
-        <w:rPr>
-          <w:rFonts w:ascii="Arial" w:hAnsi="Arial" w:cs="Arial"/>
-          <w:lang w:val="pt-PT"/>
-        </w:rPr>
-        <w:t xml:space="preserve"> API.</w:t>
-      </w:r>
-      <w:r>
-        <w:rPr>
-          <w:rFonts w:ascii="Arial" w:hAnsi="Arial" w:cs="Arial"/>
-          <w:lang w:val="pt-PT"/>
-        </w:rPr>
-        <w:br/>
-      </w:r>
-      <w:r>
-        <w:rPr>
-          <w:rFonts w:ascii="Arial" w:hAnsi="Arial" w:cs="Arial"/>
-          <w:lang w:val="pt-PT"/>
-        </w:rPr>
-        <w:br/>
-      </w:r>
-      <w:r>
-        <w:rPr>
-          <w:rFonts w:ascii="Arial" w:hAnsi="Arial" w:cs="Arial"/>
-          <w:b/>
-          <w:bCs/>
-          <w:lang w:val="pt-PT"/>
-        </w:rPr>
         <w:t>Diagrama de Componentes:</w:t>
       </w:r>
     </w:p>
@@ -822,7 +1016,7 @@
           <w:lang w:val="pt-PT"/>
         </w:rPr>
         <w:drawing>
-          <wp:anchor distT="0" distB="0" distL="114300" distR="114300" simplePos="0" relativeHeight="251664384" behindDoc="1" locked="0" layoutInCell="1" allowOverlap="1" wp14:anchorId="596742DF" wp14:editId="4FDCB9E3">
+          <wp:anchor distT="0" distB="0" distL="114300" distR="114300" simplePos="0" relativeHeight="251664384" behindDoc="1" locked="0" layoutInCell="1" allowOverlap="1" wp14:anchorId="596742DF" wp14:editId="3707FFAB">
             <wp:simplePos x="0" y="0"/>
             <wp:positionH relativeFrom="margin">
               <wp:align>center</wp:align>
@@ -830,13 +1024,13 @@
             <wp:positionV relativeFrom="paragraph">
               <wp:posOffset>300355</wp:posOffset>
             </wp:positionV>
-            <wp:extent cx="7092315" cy="6286500"/>
+            <wp:extent cx="7092315" cy="4972050"/>
             <wp:effectExtent l="0" t="0" r="0" b="0"/>
             <wp:wrapTight wrapText="bothSides">
               <wp:wrapPolygon edited="0">
                 <wp:start x="0" y="0"/>
-                <wp:lineTo x="0" y="21535"/>
-                <wp:lineTo x="21525" y="21535"/>
+                <wp:lineTo x="0" y="21517"/>
+                <wp:lineTo x="21525" y="21517"/>
                 <wp:lineTo x="21525" y="0"/>
                 <wp:lineTo x="0" y="0"/>
               </wp:wrapPolygon>
@@ -855,7 +1049,7 @@
                     </pic:cNvPicPr>
                   </pic:nvPicPr>
                   <pic:blipFill>
-                    <a:blip r:embed="rId11">
+                    <a:blip r:embed="rId12">
                       <a:extLst>
                         <a:ext uri="{28A0092B-C50C-407E-A947-70E740481C1C}">
                           <a14:useLocalDpi xmlns:a14="http://schemas.microsoft.com/office/drawing/2010/main" val="0"/>
@@ -870,7 +1064,7 @@
                   <pic:spPr bwMode="auto">
                     <a:xfrm>
                       <a:off x="0" y="0"/>
-                      <a:ext cx="7092315" cy="6286500"/>
+                      <a:ext cx="7092315" cy="4972050"/>
                     </a:xfrm>
                     <a:prstGeom prst="rect">
                       <a:avLst/>
@@ -895,6 +1089,61 @@
         <w:pStyle w:val="BodyText"/>
         <w:rPr>
           <w:rFonts w:ascii="Arial" w:hAnsi="Arial" w:cs="Arial"/>
+          <w:b/>
+          <w:bCs/>
+          <w:lang w:val="pt-PT"/>
+        </w:rPr>
+      </w:pPr>
+    </w:p>
+    <w:p>
+      <w:pPr>
+        <w:pStyle w:val="BodyText"/>
+        <w:rPr>
+          <w:rFonts w:ascii="Arial" w:hAnsi="Arial" w:cs="Arial"/>
+          <w:b/>
+          <w:bCs/>
+          <w:lang w:val="pt-PT"/>
+        </w:rPr>
+      </w:pPr>
+    </w:p>
+    <w:p>
+      <w:pPr>
+        <w:pStyle w:val="BodyText"/>
+        <w:rPr>
+          <w:rFonts w:ascii="Arial" w:hAnsi="Arial" w:cs="Arial"/>
+          <w:b/>
+          <w:bCs/>
+          <w:lang w:val="pt-PT"/>
+        </w:rPr>
+      </w:pPr>
+    </w:p>
+    <w:p>
+      <w:pPr>
+        <w:pStyle w:val="BodyText"/>
+        <w:rPr>
+          <w:rFonts w:ascii="Arial" w:hAnsi="Arial" w:cs="Arial"/>
+          <w:b/>
+          <w:bCs/>
+          <w:lang w:val="pt-PT"/>
+        </w:rPr>
+      </w:pPr>
+    </w:p>
+    <w:p>
+      <w:pPr>
+        <w:pStyle w:val="BodyText"/>
+        <w:rPr>
+          <w:rFonts w:ascii="Arial" w:hAnsi="Arial" w:cs="Arial"/>
+          <w:b/>
+          <w:bCs/>
+          <w:lang w:val="pt-PT"/>
+        </w:rPr>
+      </w:pPr>
+    </w:p>
+    <w:p>
+      <w:pPr>
+        <w:pStyle w:val="BodyText"/>
+        <w:rPr>
+          <w:rFonts w:ascii="Arial" w:hAnsi="Arial" w:cs="Arial"/>
           <w:lang w:val="pt-PT"/>
         </w:rPr>
       </w:pPr>
@@ -1165,17 +1414,6 @@
     <w:p>
       <w:pPr>
         <w:pStyle w:val="BodyText"/>
-        <w:ind w:left="720"/>
-        <w:rPr>
-          <w:rFonts w:ascii="Arial" w:hAnsi="Arial" w:cs="Arial"/>
-          <w:lang w:val="pt-PT"/>
-        </w:rPr>
-      </w:pPr>
-    </w:p>
-    <w:p>
-      <w:pPr>
-        <w:pStyle w:val="BodyText"/>
-        <w:ind w:left="720"/>
         <w:rPr>
           <w:rFonts w:ascii="Arial" w:hAnsi="Arial" w:cs="Arial"/>
           <w:lang w:val="pt-PT"/>
@@ -1444,7 +1682,7 @@
                     <pic:cNvPicPr/>
                   </pic:nvPicPr>
                   <pic:blipFill>
-                    <a:blip r:embed="rId12" cstate="print">
+                    <a:blip r:embed="rId13" cstate="print">
                       <a:extLst>
                         <a:ext uri="{28A0092B-C50C-407E-A947-70E740481C1C}">
                           <a14:useLocalDpi xmlns:a14="http://schemas.microsoft.com/office/drawing/2010/main" val="0"/>
@@ -1478,12 +1716,12 @@
       </w:r>
     </w:p>
     <w:sectPr>
-      <w:headerReference w:type="default" r:id="rId13"/>
       <w:footerReference w:type="default" r:id="rId14"/>
       <w:pgSz w:w="11906" w:h="16838"/>
       <w:pgMar w:top="1440" w:right="1440" w:bottom="1440" w:left="1440" w:header="720" w:footer="720" w:gutter="0"/>
       <w:pgNumType w:start="1"/>
       <w:cols w:space="720"/>
+      <w:docGrid w:linePitch="326"/>
     </w:sectPr>
   </w:body>
 </w:document>
@@ -1597,19 +1835,6 @@
 </w:footnotes>
 </file>
 
-<file path=word/header1.xml><?xml version="1.0" encoding="utf-8"?>
-<w:hdr xmlns:wpc="http://schemas.microsoft.com/office/word/2010/wordprocessingCanvas" xmlns:cx="http://schemas.microsoft.com/office/drawing/2014/chartex" xmlns:cx1="http://schemas.microsoft.com/office/drawing/2015/9/8/chartex" xmlns:cx2="http://schemas.microsoft.com/office/drawing/2015/10/21/chartex" xmlns:cx3="http://schemas.microsoft.com/office/drawing/2016/5/9/chartex" xmlns:cx4="http://schemas.microsoft.com/office/drawing/2016/5/10/chartex" xmlns:cx5="http://schemas.microsoft.com/office/drawing/2016/5/11/chartex" xmlns:cx6="http://schemas.microsoft.com/office/drawing/2016/5/12/chartex" xmlns:cx7="http://schemas.microsoft.com/office/drawing/2016/5/13/chartex" xmlns:cx8="http://schemas.microsoft.com/office/drawing/2016/5/14/chartex" xmlns:mc="http://schemas.openxmlformats.org/markup-compatibility/2006" xmlns:aink="http://schemas.microsoft.com/office/drawing/2016/ink" xmlns:am3d="http://schemas.microsoft.com/office/drawing/2017/model3d" xmlns:o="urn:schemas-microsoft-com:office:office" xmlns:oel="http://schemas.microsoft.com/office/2019/extlst" xmlns:r="http://schemas.openxmlformats.org/officeDocument/2006/relationships" xmlns:m="http://schemas.openxmlformats.org/officeDocument/2006/math" xmlns:v="urn:schemas-microsoft-com:vml" xmlns:wp14="http://schemas.microsoft.com/office/word/2010/wordprocessingDrawing" xmlns:wp="http://schemas.openxmlformats.org/drawingml/2006/wordprocessingDrawing" xmlns:w10="urn:schemas-microsoft-com:office:word" xmlns:w="http://schemas.openxmlformats.org/wordprocessingml/2006/main" xmlns:w14="http://schemas.microsoft.com/office/word/2010/wordml" xmlns:w15="http://schemas.microsoft.com/office/word/2012/wordml" xmlns:w16cex="http://schemas.microsoft.com/office/word/2018/wordml/cex" xmlns:w16cid="http://schemas.microsoft.com/office/word/2016/wordml/cid" xmlns:w16="http://schemas.microsoft.com/office/word/2018/wordml" xmlns:w16du="http://schemas.microsoft.com/office/word/2023/wordml/word16du" xmlns:w16sdtdh="http://schemas.microsoft.com/office/word/2020/wordml/sdtdatahash" xmlns:w16sdtfl="http://schemas.microsoft.com/office/word/2024/wordml/sdtformatlock" xmlns:w16se="http://schemas.microsoft.com/office/word/2015/wordml/symex" xmlns:wpg="http://schemas.microsoft.com/office/word/2010/wordprocessingGroup" xmlns:wpi="http://schemas.microsoft.com/office/word/2010/wordprocessingInk" xmlns:wne="http://schemas.microsoft.com/office/word/2006/wordml" xmlns:wps="http://schemas.microsoft.com/office/word/2010/wordprocessingShape" mc:Ignorable="w14 w15 w16se w16cid w16 w16cex w16sdtdh w16sdtfl w16du wp14">
-  <w:p>
-    <w:pPr>
-      <w:pStyle w:val="Header"/>
-      <w:rPr>
-        <w:lang w:val="pt-PT"/>
-      </w:rPr>
-    </w:pPr>
-  </w:p>
-</w:hdr>
-</file>
-
 <file path=word/numbering.xml><?xml version="1.0" encoding="utf-8"?>
 <w:numbering xmlns:wpc="http://schemas.microsoft.com/office/word/2010/wordprocessingCanvas" xmlns:cx="http://schemas.microsoft.com/office/drawing/2014/chartex" xmlns:cx1="http://schemas.microsoft.com/office/drawing/2015/9/8/chartex" xmlns:cx2="http://schemas.microsoft.com/office/drawing/2015/10/21/chartex" xmlns:cx3="http://schemas.microsoft.com/office/drawing/2016/5/9/chartex" xmlns:cx4="http://schemas.microsoft.com/office/drawing/2016/5/10/chartex" xmlns:cx5="http://schemas.microsoft.com/office/drawing/2016/5/11/chartex" xmlns:cx6="http://schemas.microsoft.com/office/drawing/2016/5/12/chartex" xmlns:cx7="http://schemas.microsoft.com/office/drawing/2016/5/13/chartex" xmlns:cx8="http://schemas.microsoft.com/office/drawing/2016/5/14/chartex" xmlns:mc="http://schemas.openxmlformats.org/markup-compatibility/2006" xmlns:aink="http://schemas.microsoft.com/office/drawing/2016/ink" xmlns:am3d="http://schemas.microsoft.com/office/drawing/2017/model3d" xmlns:o="urn:schemas-microsoft-com:office:office" xmlns:oel="http://schemas.microsoft.com/office/2019/extlst" xmlns:r="http://schemas.openxmlformats.org/officeDocument/2006/relationships" xmlns:m="http://schemas.openxmlformats.org/officeDocument/2006/math" xmlns:v="urn:schemas-microsoft-com:vml" xmlns:wp14="http://schemas.microsoft.com/office/word/2010/wordprocessingDrawing" xmlns:wp="http://schemas.openxmlformats.org/drawingml/2006/wordprocessingDrawing" xmlns:w10="urn:schemas-microsoft-com:office:word" xmlns:w="http://schemas.openxmlformats.org/wordprocessingml/2006/main" xmlns:w14="http://schemas.microsoft.com/office/word/2010/wordml" xmlns:w15="http://schemas.microsoft.com/office/word/2012/wordml" xmlns:w16cex="http://schemas.microsoft.com/office/word/2018/wordml/cex" xmlns:w16cid="http://schemas.microsoft.com/office/word/2016/wordml/cid" xmlns:w16="http://schemas.microsoft.com/office/word/2018/wordml" xmlns:w16du="http://schemas.microsoft.com/office/word/2023/wordml/word16du" xmlns:w16sdtdh="http://schemas.microsoft.com/office/word/2020/wordml/sdtdatahash" xmlns:w16sdtfl="http://schemas.microsoft.com/office/word/2024/wordml/sdtformatlock" xmlns:w16se="http://schemas.microsoft.com/office/word/2015/wordml/symex" xmlns:wpg="http://schemas.microsoft.com/office/word/2010/wordprocessingGroup" xmlns:wpi="http://schemas.microsoft.com/office/word/2010/wordprocessingInk" xmlns:wne="http://schemas.microsoft.com/office/word/2006/wordml" xmlns:wps="http://schemas.microsoft.com/office/word/2010/wordprocessingShape" mc:Ignorable="w14 w15 w16se w16cid w16 w16cex w16sdtdh w16sdtfl w16du wp14">
   <w:abstractNum w:abstractNumId="0" w15:restartNumberingAfterBreak="0">
@@ -2844,6 +3069,96 @@
     </w:lvl>
   </w:abstractNum>
   <w:abstractNum w:abstractNumId="20" w15:restartNumberingAfterBreak="0">
+    <w:nsid w:val="30F308B0"/>
+    <w:multiLevelType w:val="hybridMultilevel"/>
+    <w:tmpl w:val="20DC0ED0"/>
+    <w:lvl w:ilvl="0" w:tplc="32A68538">
+      <w:start w:val="1"/>
+      <w:numFmt w:val="decimal"/>
+      <w:lvlText w:val="%1."/>
+      <w:lvlJc w:val="left"/>
+      <w:pPr>
+        <w:ind w:left="720" w:hanging="360"/>
+      </w:pPr>
+      <w:rPr>
+        <w:rFonts w:hint="default"/>
+        <w:b/>
+      </w:rPr>
+    </w:lvl>
+    <w:lvl w:ilvl="1" w:tplc="08160019" w:tentative="1">
+      <w:start w:val="1"/>
+      <w:numFmt w:val="lowerLetter"/>
+      <w:lvlText w:val="%2."/>
+      <w:lvlJc w:val="left"/>
+      <w:pPr>
+        <w:ind w:left="1440" w:hanging="360"/>
+      </w:pPr>
+    </w:lvl>
+    <w:lvl w:ilvl="2" w:tplc="0816001B" w:tentative="1">
+      <w:start w:val="1"/>
+      <w:numFmt w:val="lowerRoman"/>
+      <w:lvlText w:val="%3."/>
+      <w:lvlJc w:val="right"/>
+      <w:pPr>
+        <w:ind w:left="2160" w:hanging="180"/>
+      </w:pPr>
+    </w:lvl>
+    <w:lvl w:ilvl="3" w:tplc="0816000F" w:tentative="1">
+      <w:start w:val="1"/>
+      <w:numFmt w:val="decimal"/>
+      <w:lvlText w:val="%4."/>
+      <w:lvlJc w:val="left"/>
+      <w:pPr>
+        <w:ind w:left="2880" w:hanging="360"/>
+      </w:pPr>
+    </w:lvl>
+    <w:lvl w:ilvl="4" w:tplc="08160019" w:tentative="1">
+      <w:start w:val="1"/>
+      <w:numFmt w:val="lowerLetter"/>
+      <w:lvlText w:val="%5."/>
+      <w:lvlJc w:val="left"/>
+      <w:pPr>
+        <w:ind w:left="3600" w:hanging="360"/>
+      </w:pPr>
+    </w:lvl>
+    <w:lvl w:ilvl="5" w:tplc="0816001B" w:tentative="1">
+      <w:start w:val="1"/>
+      <w:numFmt w:val="lowerRoman"/>
+      <w:lvlText w:val="%6."/>
+      <w:lvlJc w:val="right"/>
+      <w:pPr>
+        <w:ind w:left="4320" w:hanging="180"/>
+      </w:pPr>
+    </w:lvl>
+    <w:lvl w:ilvl="6" w:tplc="0816000F" w:tentative="1">
+      <w:start w:val="1"/>
+      <w:numFmt w:val="decimal"/>
+      <w:lvlText w:val="%7."/>
+      <w:lvlJc w:val="left"/>
+      <w:pPr>
+        <w:ind w:left="5040" w:hanging="360"/>
+      </w:pPr>
+    </w:lvl>
+    <w:lvl w:ilvl="7" w:tplc="08160019" w:tentative="1">
+      <w:start w:val="1"/>
+      <w:numFmt w:val="lowerLetter"/>
+      <w:lvlText w:val="%8."/>
+      <w:lvlJc w:val="left"/>
+      <w:pPr>
+        <w:ind w:left="5760" w:hanging="360"/>
+      </w:pPr>
+    </w:lvl>
+    <w:lvl w:ilvl="8" w:tplc="0816001B" w:tentative="1">
+      <w:start w:val="1"/>
+      <w:numFmt w:val="lowerRoman"/>
+      <w:lvlText w:val="%9."/>
+      <w:lvlJc w:val="right"/>
+      <w:pPr>
+        <w:ind w:left="6480" w:hanging="180"/>
+      </w:pPr>
+    </w:lvl>
+  </w:abstractNum>
+  <w:abstractNum w:abstractNumId="21" w15:restartNumberingAfterBreak="0">
     <w:nsid w:val="352E6D76"/>
     <w:multiLevelType w:val="multilevel"/>
     <w:tmpl w:val="3E26CB42"/>
@@ -2992,7 +3307,7 @@
       </w:rPr>
     </w:lvl>
   </w:abstractNum>
-  <w:abstractNum w:abstractNumId="21" w15:restartNumberingAfterBreak="0">
+  <w:abstractNum w:abstractNumId="22" w15:restartNumberingAfterBreak="0">
     <w:nsid w:val="39A7733E"/>
     <w:multiLevelType w:val="hybridMultilevel"/>
     <w:tmpl w:val="B67E860E"/>
@@ -3081,7 +3396,125 @@
       </w:pPr>
     </w:lvl>
   </w:abstractNum>
-  <w:abstractNum w:abstractNumId="22" w15:restartNumberingAfterBreak="0">
+  <w:abstractNum w:abstractNumId="23" w15:restartNumberingAfterBreak="0">
+    <w:nsid w:val="3C2809FE"/>
+    <w:multiLevelType w:val="hybridMultilevel"/>
+    <w:tmpl w:val="EA26583E"/>
+    <w:lvl w:ilvl="0" w:tplc="969EBE0E">
+      <w:start w:val="1"/>
+      <w:numFmt w:val="bullet"/>
+      <w:pStyle w:val="FichaPratica"/>
+      <w:lvlText w:val="&gt;"/>
+      <w:lvlJc w:val="left"/>
+      <w:pPr>
+        <w:ind w:left="360" w:hanging="360"/>
+      </w:pPr>
+      <w:rPr>
+        <w:rFonts w:ascii="Consolas" w:hAnsi="Consolas" w:cs="Times New Roman" w:hint="default"/>
+        <w:b/>
+        <w:i w:val="0"/>
+        <w:color w:val="800000"/>
+        <w:sz w:val="32"/>
+      </w:rPr>
+    </w:lvl>
+    <w:lvl w:ilvl="1" w:tplc="08160003">
+      <w:start w:val="1"/>
+      <w:numFmt w:val="bullet"/>
+      <w:lvlText w:val="o"/>
+      <w:lvlJc w:val="left"/>
+      <w:pPr>
+        <w:ind w:left="1080" w:hanging="360"/>
+      </w:pPr>
+      <w:rPr>
+        <w:rFonts w:ascii="Courier New" w:hAnsi="Courier New" w:cs="Courier New" w:hint="default"/>
+      </w:rPr>
+    </w:lvl>
+    <w:lvl w:ilvl="2" w:tplc="08160005" w:tentative="1">
+      <w:start w:val="1"/>
+      <w:numFmt w:val="bullet"/>
+      <w:lvlText w:val=""/>
+      <w:lvlJc w:val="left"/>
+      <w:pPr>
+        <w:ind w:left="1800" w:hanging="360"/>
+      </w:pPr>
+      <w:rPr>
+        <w:rFonts w:ascii="Wingdings" w:hAnsi="Wingdings" w:hint="default"/>
+      </w:rPr>
+    </w:lvl>
+    <w:lvl w:ilvl="3" w:tplc="08160001" w:tentative="1">
+      <w:start w:val="1"/>
+      <w:numFmt w:val="bullet"/>
+      <w:lvlText w:val=""/>
+      <w:lvlJc w:val="left"/>
+      <w:pPr>
+        <w:ind w:left="2520" w:hanging="360"/>
+      </w:pPr>
+      <w:rPr>
+        <w:rFonts w:ascii="Symbol" w:hAnsi="Symbol" w:hint="default"/>
+      </w:rPr>
+    </w:lvl>
+    <w:lvl w:ilvl="4" w:tplc="08160003" w:tentative="1">
+      <w:start w:val="1"/>
+      <w:numFmt w:val="bullet"/>
+      <w:lvlText w:val="o"/>
+      <w:lvlJc w:val="left"/>
+      <w:pPr>
+        <w:ind w:left="3240" w:hanging="360"/>
+      </w:pPr>
+      <w:rPr>
+        <w:rFonts w:ascii="Courier New" w:hAnsi="Courier New" w:cs="Courier New" w:hint="default"/>
+      </w:rPr>
+    </w:lvl>
+    <w:lvl w:ilvl="5" w:tplc="08160005" w:tentative="1">
+      <w:start w:val="1"/>
+      <w:numFmt w:val="bullet"/>
+      <w:lvlText w:val=""/>
+      <w:lvlJc w:val="left"/>
+      <w:pPr>
+        <w:ind w:left="3960" w:hanging="360"/>
+      </w:pPr>
+      <w:rPr>
+        <w:rFonts w:ascii="Wingdings" w:hAnsi="Wingdings" w:hint="default"/>
+      </w:rPr>
+    </w:lvl>
+    <w:lvl w:ilvl="6" w:tplc="08160001" w:tentative="1">
+      <w:start w:val="1"/>
+      <w:numFmt w:val="bullet"/>
+      <w:lvlText w:val=""/>
+      <w:lvlJc w:val="left"/>
+      <w:pPr>
+        <w:ind w:left="4680" w:hanging="360"/>
+      </w:pPr>
+      <w:rPr>
+        <w:rFonts w:ascii="Symbol" w:hAnsi="Symbol" w:hint="default"/>
+      </w:rPr>
+    </w:lvl>
+    <w:lvl w:ilvl="7" w:tplc="08160003" w:tentative="1">
+      <w:start w:val="1"/>
+      <w:numFmt w:val="bullet"/>
+      <w:lvlText w:val="o"/>
+      <w:lvlJc w:val="left"/>
+      <w:pPr>
+        <w:ind w:left="5400" w:hanging="360"/>
+      </w:pPr>
+      <w:rPr>
+        <w:rFonts w:ascii="Courier New" w:hAnsi="Courier New" w:cs="Courier New" w:hint="default"/>
+      </w:rPr>
+    </w:lvl>
+    <w:lvl w:ilvl="8" w:tplc="08160005" w:tentative="1">
+      <w:start w:val="1"/>
+      <w:numFmt w:val="bullet"/>
+      <w:lvlText w:val=""/>
+      <w:lvlJc w:val="left"/>
+      <w:pPr>
+        <w:ind w:left="6120" w:hanging="360"/>
+      </w:pPr>
+      <w:rPr>
+        <w:rFonts w:ascii="Wingdings" w:hAnsi="Wingdings" w:hint="default"/>
+      </w:rPr>
+    </w:lvl>
+  </w:abstractNum>
+  <w:abstractNum w:abstractNumId="24" w15:restartNumberingAfterBreak="0">
     <w:nsid w:val="3CB105D8"/>
     <w:multiLevelType w:val="hybridMultilevel"/>
     <w:tmpl w:val="9BB61F62"/>
@@ -3194,7 +3627,7 @@
       </w:rPr>
     </w:lvl>
   </w:abstractNum>
-  <w:abstractNum w:abstractNumId="23" w15:restartNumberingAfterBreak="0">
+  <w:abstractNum w:abstractNumId="25" w15:restartNumberingAfterBreak="0">
     <w:nsid w:val="431D68D5"/>
     <w:multiLevelType w:val="hybridMultilevel"/>
     <w:tmpl w:val="E0A6EFB2"/>
@@ -3283,7 +3716,7 @@
       </w:pPr>
     </w:lvl>
   </w:abstractNum>
-  <w:abstractNum w:abstractNumId="24" w15:restartNumberingAfterBreak="0">
+  <w:abstractNum w:abstractNumId="26" w15:restartNumberingAfterBreak="0">
     <w:nsid w:val="47EC79F2"/>
     <w:multiLevelType w:val="hybridMultilevel"/>
     <w:tmpl w:val="B08C63B6"/>
@@ -3372,7 +3805,7 @@
       </w:pPr>
     </w:lvl>
   </w:abstractNum>
-  <w:abstractNum w:abstractNumId="25" w15:restartNumberingAfterBreak="0">
+  <w:abstractNum w:abstractNumId="27" w15:restartNumberingAfterBreak="0">
     <w:nsid w:val="4CEF40BF"/>
     <w:multiLevelType w:val="multilevel"/>
     <w:tmpl w:val="2BA0FE6E"/>
@@ -3521,7 +3954,7 @@
       </w:rPr>
     </w:lvl>
   </w:abstractNum>
-  <w:abstractNum w:abstractNumId="26" w15:restartNumberingAfterBreak="0">
+  <w:abstractNum w:abstractNumId="28" w15:restartNumberingAfterBreak="0">
     <w:nsid w:val="4D0755A8"/>
     <w:multiLevelType w:val="hybridMultilevel"/>
     <w:tmpl w:val="F88EF5CE"/>
@@ -3634,7 +4067,7 @@
       </w:rPr>
     </w:lvl>
   </w:abstractNum>
-  <w:abstractNum w:abstractNumId="27" w15:restartNumberingAfterBreak="0">
+  <w:abstractNum w:abstractNumId="29" w15:restartNumberingAfterBreak="0">
     <w:nsid w:val="5C7F37F1"/>
     <w:multiLevelType w:val="hybridMultilevel"/>
     <w:tmpl w:val="AA809CB8"/>
@@ -3747,7 +4180,7 @@
       </w:rPr>
     </w:lvl>
   </w:abstractNum>
-  <w:abstractNum w:abstractNumId="28" w15:restartNumberingAfterBreak="0">
+  <w:abstractNum w:abstractNumId="30" w15:restartNumberingAfterBreak="0">
     <w:nsid w:val="5D3D4386"/>
     <w:multiLevelType w:val="multilevel"/>
     <w:tmpl w:val="26F4B4C0"/>
@@ -3842,7 +4275,7 @@
       </w:pPr>
     </w:lvl>
   </w:abstractNum>
-  <w:abstractNum w:abstractNumId="29" w15:restartNumberingAfterBreak="0">
+  <w:abstractNum w:abstractNumId="31" w15:restartNumberingAfterBreak="0">
     <w:nsid w:val="62940BF3"/>
     <w:multiLevelType w:val="hybridMultilevel"/>
     <w:tmpl w:val="58EA61C2"/>
@@ -3955,7 +4388,7 @@
       </w:rPr>
     </w:lvl>
   </w:abstractNum>
-  <w:abstractNum w:abstractNumId="30" w15:restartNumberingAfterBreak="0">
+  <w:abstractNum w:abstractNumId="32" w15:restartNumberingAfterBreak="0">
     <w:nsid w:val="6BC95F95"/>
     <w:multiLevelType w:val="hybridMultilevel"/>
     <w:tmpl w:val="604A672C"/>
@@ -4068,7 +4501,7 @@
       </w:rPr>
     </w:lvl>
   </w:abstractNum>
-  <w:abstractNum w:abstractNumId="31" w15:restartNumberingAfterBreak="0">
+  <w:abstractNum w:abstractNumId="33" w15:restartNumberingAfterBreak="0">
     <w:nsid w:val="6EF75164"/>
     <w:multiLevelType w:val="multilevel"/>
     <w:tmpl w:val="0809001D"/>
@@ -4154,7 +4587,7 @@
       </w:pPr>
     </w:lvl>
   </w:abstractNum>
-  <w:abstractNum w:abstractNumId="32" w15:restartNumberingAfterBreak="0">
+  <w:abstractNum w:abstractNumId="34" w15:restartNumberingAfterBreak="0">
     <w:nsid w:val="78EF3222"/>
     <w:multiLevelType w:val="hybridMultilevel"/>
     <w:tmpl w:val="034CF388"/>
@@ -4313,7 +4746,7 @@
     <w:abstractNumId w:val="16"/>
   </w:num>
   <w:num w:numId="16" w16cid:durableId="1244681282">
-    <w:abstractNumId w:val="32"/>
+    <w:abstractNumId w:val="34"/>
   </w:num>
   <w:num w:numId="17" w16cid:durableId="652834095">
     <w:abstractNumId w:val="11"/>
@@ -4322,13 +4755,13 @@
     <w:abstractNumId w:val="10"/>
   </w:num>
   <w:num w:numId="19" w16cid:durableId="1054621464">
-    <w:abstractNumId w:val="28"/>
+    <w:abstractNumId w:val="30"/>
   </w:num>
   <w:num w:numId="20" w16cid:durableId="1219123118">
-    <w:abstractNumId w:val="31"/>
+    <w:abstractNumId w:val="33"/>
   </w:num>
   <w:num w:numId="21" w16cid:durableId="238640616">
-    <w:abstractNumId w:val="22"/>
+    <w:abstractNumId w:val="24"/>
   </w:num>
   <w:num w:numId="22" w16cid:durableId="129131626">
     <w:abstractNumId w:val="12"/>
@@ -4337,34 +4770,40 @@
     <w:abstractNumId w:val="15"/>
   </w:num>
   <w:num w:numId="24" w16cid:durableId="179319084">
-    <w:abstractNumId w:val="24"/>
+    <w:abstractNumId w:val="26"/>
   </w:num>
   <w:num w:numId="25" w16cid:durableId="1153369822">
-    <w:abstractNumId w:val="26"/>
+    <w:abstractNumId w:val="28"/>
   </w:num>
   <w:num w:numId="26" w16cid:durableId="1516767206">
-    <w:abstractNumId w:val="29"/>
+    <w:abstractNumId w:val="31"/>
   </w:num>
   <w:num w:numId="27" w16cid:durableId="453258196">
     <w:abstractNumId w:val="14"/>
   </w:num>
   <w:num w:numId="28" w16cid:durableId="73943565">
+    <w:abstractNumId w:val="29"/>
+  </w:num>
+  <w:num w:numId="29" w16cid:durableId="1205604812">
+    <w:abstractNumId w:val="22"/>
+  </w:num>
+  <w:num w:numId="30" w16cid:durableId="2039768143">
+    <w:abstractNumId w:val="25"/>
+  </w:num>
+  <w:num w:numId="31" w16cid:durableId="1139299050">
+    <w:abstractNumId w:val="32"/>
+  </w:num>
+  <w:num w:numId="32" w16cid:durableId="436222244">
+    <w:abstractNumId w:val="21"/>
+  </w:num>
+  <w:num w:numId="33" w16cid:durableId="834876254">
     <w:abstractNumId w:val="27"/>
   </w:num>
-  <w:num w:numId="29" w16cid:durableId="1205604812">
-    <w:abstractNumId w:val="21"/>
-  </w:num>
-  <w:num w:numId="30" w16cid:durableId="2039768143">
+  <w:num w:numId="34" w16cid:durableId="52001439">
     <w:abstractNumId w:val="23"/>
   </w:num>
-  <w:num w:numId="31" w16cid:durableId="1139299050">
-    <w:abstractNumId w:val="30"/>
-  </w:num>
-  <w:num w:numId="32" w16cid:durableId="436222244">
+  <w:num w:numId="35" w16cid:durableId="662047184">
     <w:abstractNumId w:val="20"/>
-  </w:num>
-  <w:num w:numId="33" w16cid:durableId="834876254">
-    <w:abstractNumId w:val="25"/>
   </w:num>
 </w:numbering>
 </file>
@@ -6098,6 +6537,59 @@
       <w:sz w:val="28"/>
     </w:rPr>
   </w:style>
+  <w:style w:type="paragraph" w:customStyle="1" w:styleId="FichaPratica">
+    <w:name w:val="_FichaPratica"/>
+    <w:basedOn w:val="Heading2"/>
+    <w:link w:val="FichaPraticaChar"/>
+    <w:qFormat/>
+    <w:rsid w:val="00B64F49"/>
+    <w:pPr>
+      <w:keepLines w:val="0"/>
+      <w:numPr>
+        <w:ilvl w:val="0"/>
+        <w:numId w:val="34"/>
+      </w:numPr>
+      <w:tabs>
+        <w:tab w:val="left" w:pos="993"/>
+      </w:tabs>
+      <w:spacing w:before="120" w:after="120" w:line="360" w:lineRule="auto"/>
+      <w:contextualSpacing/>
+    </w:pPr>
+    <w:rPr>
+      <w:rFonts w:ascii="Arial" w:eastAsia="Times New Roman" w:hAnsi="Arial" w:cs="Arial"/>
+      <w:bCs w:val="0"/>
+      <w:i/>
+      <w:color w:val="800000"/>
+      <w:lang w:val="pt-PT" w:eastAsia="ko-KR"/>
+    </w:rPr>
+  </w:style>
+  <w:style w:type="character" w:customStyle="1" w:styleId="FichaPraticaChar">
+    <w:name w:val="_FichaPratica Char"/>
+    <w:basedOn w:val="DefaultParagraphFont"/>
+    <w:link w:val="FichaPratica"/>
+    <w:rsid w:val="00B64F49"/>
+    <w:rPr>
+      <w:rFonts w:ascii="Arial" w:eastAsia="Times New Roman" w:hAnsi="Arial" w:cs="Arial"/>
+      <w:b/>
+      <w:i/>
+      <w:color w:val="800000"/>
+      <w:sz w:val="28"/>
+      <w:szCs w:val="28"/>
+      <w:lang w:val="pt-PT" w:eastAsia="ko-KR"/>
+    </w:rPr>
+  </w:style>
+  <w:style w:type="character" w:styleId="UnresolvedMention">
+    <w:name w:val="Unresolved Mention"/>
+    <w:basedOn w:val="DefaultParagraphFont"/>
+    <w:uiPriority w:val="99"/>
+    <w:semiHidden/>
+    <w:unhideWhenUsed/>
+    <w:rsid w:val="00DB513E"/>
+    <w:rPr>
+      <w:color w:val="605E5C"/>
+      <w:shd w:val="clear" w:color="auto" w:fill="E1DFDD"/>
+    </w:rPr>
+  </w:style>
 </w:styles>
 </file>
 

--- a/Relatório.docx
+++ b/Relatório.docx
@@ -653,14 +653,7 @@
           <w:rFonts w:ascii="Arial" w:hAnsi="Arial" w:cs="Arial"/>
           <w:lang w:val="pt-PT"/>
         </w:rPr>
-        <w:t>João Manuel Ferreira Mateus</w:t>
-      </w:r>
-      <w:r>
-        <w:rPr>
-          <w:rFonts w:ascii="Arial" w:hAnsi="Arial" w:cs="Arial"/>
-          <w:lang w:val="pt-PT"/>
-        </w:rPr>
-        <w:t xml:space="preserve">, </w:t>
+        <w:t xml:space="preserve">João Manuel Ferreira Mateus, </w:t>
       </w:r>
       <w:r>
         <w:rPr>
@@ -799,21 +792,7 @@
           <w:rFonts w:ascii="Arial" w:hAnsi="Arial" w:cs="Arial"/>
           <w:lang w:val="pt-PT"/>
         </w:rPr>
-        <w:t>, n</w:t>
-      </w:r>
-      <w:r>
-        <w:rPr>
-          <w:rFonts w:ascii="Arial" w:hAnsi="Arial" w:cs="Arial"/>
-          <w:lang w:val="pt-PT"/>
-        </w:rPr>
-        <w:t>º</w:t>
-      </w:r>
-      <w:r>
-        <w:rPr>
-          <w:rFonts w:ascii="Arial" w:hAnsi="Arial" w:cs="Arial"/>
-          <w:lang w:val="pt-PT"/>
-        </w:rPr>
-        <w:t xml:space="preserve"> </w:t>
+        <w:t xml:space="preserve">, nº </w:t>
       </w:r>
       <w:r>
         <w:rPr>
@@ -873,23 +852,7 @@
           <w:rFonts w:ascii="Arial" w:hAnsi="Arial" w:cs="Arial"/>
           <w:lang w:val="pt-PT"/>
         </w:rPr>
-        <w:t xml:space="preserve"> uma arquitetura modular baseada em componentes funcionais. Respeitando a proibição de concentrar toda a gestão de estados no componente central </w:t>
-      </w:r>
-      <w:proofErr w:type="spellStart"/>
-      <w:r>
-        <w:rPr>
-          <w:rFonts w:ascii="Arial" w:hAnsi="Arial" w:cs="Arial"/>
-          <w:lang w:val="pt-PT"/>
-        </w:rPr>
-        <w:t>App.jsx</w:t>
-      </w:r>
-      <w:proofErr w:type="spellEnd"/>
-      <w:r>
-        <w:rPr>
-          <w:rFonts w:ascii="Arial" w:hAnsi="Arial" w:cs="Arial"/>
-          <w:lang w:val="pt-PT"/>
-        </w:rPr>
-        <w:t xml:space="preserve">, </w:t>
+        <w:t xml:space="preserve"> uma arquitetura modular baseada em componentes funcionais. Respeitando a proibição de concentrar toda a gestão de estados no componente central App.jsx, </w:t>
       </w:r>
       <w:r>
         <w:rPr>
@@ -903,23 +866,7 @@
           <w:rFonts w:ascii="Arial" w:hAnsi="Arial" w:cs="Arial"/>
           <w:lang w:val="pt-PT"/>
         </w:rPr>
-        <w:t xml:space="preserve">telemetria do tempo para o </w:t>
-      </w:r>
-      <w:proofErr w:type="spellStart"/>
-      <w:r>
-        <w:rPr>
-          <w:rFonts w:ascii="Arial" w:hAnsi="Arial" w:cs="Arial"/>
-          <w:lang w:val="pt-PT"/>
-        </w:rPr>
-        <w:t>ControlPanel</w:t>
-      </w:r>
-      <w:proofErr w:type="spellEnd"/>
-      <w:r>
-        <w:rPr>
-          <w:rFonts w:ascii="Arial" w:hAnsi="Arial" w:cs="Arial"/>
-          <w:lang w:val="pt-PT"/>
-        </w:rPr>
-        <w:t>. O</w:t>
+        <w:t>telemetria do tempo para o ControlPanel. O</w:t>
       </w:r>
       <w:r>
         <w:rPr>
@@ -933,39 +880,7 @@
           <w:rFonts w:ascii="Arial" w:hAnsi="Arial" w:cs="Arial"/>
           <w:lang w:val="pt-PT"/>
         </w:rPr>
-        <w:t xml:space="preserve"> fluxo de dados de forma descendente, com </w:t>
-      </w:r>
-      <w:proofErr w:type="spellStart"/>
-      <w:r>
-        <w:rPr>
-          <w:rFonts w:ascii="Arial" w:hAnsi="Arial" w:cs="Arial"/>
-          <w:lang w:val="pt-PT"/>
-        </w:rPr>
-        <w:t>callbacks</w:t>
-      </w:r>
-      <w:proofErr w:type="spellEnd"/>
-      <w:r>
-        <w:rPr>
-          <w:rFonts w:ascii="Arial" w:hAnsi="Arial" w:cs="Arial"/>
-          <w:lang w:val="pt-PT"/>
-        </w:rPr>
-        <w:t xml:space="preserve"> a garantir a sincronização entre irmãos sem recurso ao </w:t>
-      </w:r>
-      <w:proofErr w:type="spellStart"/>
-      <w:r>
-        <w:rPr>
-          <w:rFonts w:ascii="Arial" w:hAnsi="Arial" w:cs="Arial"/>
-          <w:lang w:val="pt-PT"/>
-        </w:rPr>
-        <w:t>Context</w:t>
-      </w:r>
-      <w:proofErr w:type="spellEnd"/>
-      <w:r>
-        <w:rPr>
-          <w:rFonts w:ascii="Arial" w:hAnsi="Arial" w:cs="Arial"/>
-          <w:lang w:val="pt-PT"/>
-        </w:rPr>
-        <w:t xml:space="preserve"> API.</w:t>
+        <w:t xml:space="preserve"> fluxo de dados de forma descendente, com callbacks a garantir a sincronização entre irmãos sem recurso ao Context API.</w:t>
       </w:r>
     </w:p>
     <w:p>
@@ -1004,8 +919,6 @@
         <w:pStyle w:val="BodyText"/>
         <w:rPr>
           <w:rFonts w:ascii="Arial" w:hAnsi="Arial" w:cs="Arial"/>
-          <w:i/>
-          <w:iCs/>
           <w:lang w:val="pt-PT"/>
         </w:rPr>
       </w:pPr>
@@ -1170,7 +1083,6 @@
           <w:lang w:val="pt-PT"/>
         </w:rPr>
       </w:pPr>
-      <w:proofErr w:type="spellStart"/>
       <w:r>
         <w:rPr>
           <w:rFonts w:ascii="Arial" w:hAnsi="Arial" w:cs="Arial"/>
@@ -1180,7 +1092,6 @@
         </w:rPr>
         <w:t>App.jsx</w:t>
       </w:r>
-      <w:proofErr w:type="spellEnd"/>
       <w:r>
         <w:rPr>
           <w:rFonts w:ascii="Arial" w:hAnsi="Arial" w:cs="Arial"/>
@@ -1201,7 +1112,6 @@
           <w:lang w:val="pt-PT"/>
         </w:rPr>
       </w:pPr>
-      <w:proofErr w:type="spellStart"/>
       <w:r>
         <w:rPr>
           <w:rFonts w:ascii="Arial" w:hAnsi="Arial" w:cs="Arial"/>
@@ -1211,7 +1121,6 @@
         </w:rPr>
         <w:t>SetupPanel</w:t>
       </w:r>
-      <w:proofErr w:type="spellEnd"/>
       <w:r>
         <w:rPr>
           <w:rFonts w:ascii="Arial" w:hAnsi="Arial" w:cs="Arial"/>
@@ -1232,7 +1141,6 @@
           <w:lang w:val="pt-PT"/>
         </w:rPr>
       </w:pPr>
-      <w:proofErr w:type="spellStart"/>
       <w:r>
         <w:rPr>
           <w:rFonts w:ascii="Arial" w:hAnsi="Arial" w:cs="Arial"/>
@@ -1242,31 +1150,12 @@
         </w:rPr>
         <w:t>ControlPanel</w:t>
       </w:r>
-      <w:proofErr w:type="spellEnd"/>
       <w:r>
         <w:rPr>
           <w:rFonts w:ascii="Arial" w:hAnsi="Arial" w:cs="Arial"/>
           <w:lang w:val="pt-PT"/>
         </w:rPr>
-        <w:t xml:space="preserve">: Gere, através de estado local, o temporizador da partida, pausando e reiniciando autonomamente através do ciclo de vida ditado pelas mudanças de turno. Emite eventos de penalização de </w:t>
-      </w:r>
-      <w:proofErr w:type="spellStart"/>
-      <w:r>
-        <w:rPr>
-          <w:rFonts w:ascii="Arial" w:hAnsi="Arial" w:cs="Arial"/>
-          <w:i/>
-          <w:iCs/>
-          <w:lang w:val="pt-PT"/>
-        </w:rPr>
-        <w:t>Timeout</w:t>
-      </w:r>
-      <w:proofErr w:type="spellEnd"/>
-      <w:r>
-        <w:rPr>
-          <w:rFonts w:ascii="Arial" w:hAnsi="Arial" w:cs="Arial"/>
-          <w:lang w:val="pt-PT"/>
-        </w:rPr>
-        <w:t>.</w:t>
+        <w:t>: Gere, através de estado local, o temporizador da partida, pausando e reiniciando autonomamente através do ciclo de vida ditado pelas mudanças de turno. Emite eventos de penalização de Timeout.</w:t>
       </w:r>
     </w:p>
     <w:p>
@@ -1281,7 +1170,6 @@
           <w:lang w:val="pt-PT"/>
         </w:rPr>
       </w:pPr>
-      <w:proofErr w:type="spellStart"/>
       <w:r>
         <w:rPr>
           <w:rFonts w:ascii="Arial" w:hAnsi="Arial" w:cs="Arial"/>
@@ -1289,53 +1177,14 @@
           <w:bCs/>
           <w:lang w:val="pt-PT"/>
         </w:rPr>
-        <w:t>GameBoard</w:t>
+        <w:t>GameBoard e Cell</w:t>
       </w:r>
-      <w:proofErr w:type="spellEnd"/>
       <w:r>
         <w:rPr>
           <w:rFonts w:ascii="Arial" w:hAnsi="Arial" w:cs="Arial"/>
-          <w:b/>
-          <w:bCs/>
-          <w:lang w:val="pt-PT"/>
-        </w:rPr>
-        <w:t xml:space="preserve"> e </w:t>
-      </w:r>
-      <w:proofErr w:type="spellStart"/>
-      <w:r>
-        <w:rPr>
-          <w:rFonts w:ascii="Arial" w:hAnsi="Arial" w:cs="Arial"/>
-          <w:b/>
-          <w:bCs/>
-          <w:lang w:val="pt-PT"/>
-        </w:rPr>
-        <w:t>Cell</w:t>
-      </w:r>
-      <w:proofErr w:type="spellEnd"/>
-      <w:r>
-        <w:rPr>
-          <w:rFonts w:ascii="Arial" w:hAnsi="Arial" w:cs="Arial"/>
-          <w:lang w:val="pt-PT"/>
-        </w:rPr>
-        <w:t xml:space="preserve">: Aplicam formatações dinâmicas a áreas 2x2 mediante propósitos de radar e controlam a revelação de células durante o </w:t>
-      </w:r>
-      <w:proofErr w:type="spellStart"/>
-      <w:r>
-        <w:rPr>
-          <w:rFonts w:ascii="Arial" w:hAnsi="Arial" w:cs="Arial"/>
-          <w:i/>
-          <w:iCs/>
-          <w:lang w:val="pt-PT"/>
-        </w:rPr>
-        <w:t>Debug</w:t>
-      </w:r>
-      <w:proofErr w:type="spellEnd"/>
-      <w:r>
-        <w:rPr>
-          <w:rFonts w:ascii="Arial" w:hAnsi="Arial" w:cs="Arial"/>
-          <w:lang w:val="pt-PT"/>
-        </w:rPr>
-        <w:t>.</w:t>
+          <w:lang w:val="pt-PT"/>
+        </w:rPr>
+        <w:t>: Aplicam formatações dinâmicas a áreas 2x2 mediante propósitos de radar e controlam a revelação de células durante o Debug.</w:t>
       </w:r>
     </w:p>
     <w:p>
@@ -1350,7 +1199,6 @@
           <w:lang w:val="pt-PT"/>
         </w:rPr>
       </w:pPr>
-      <w:proofErr w:type="spellStart"/>
       <w:r>
         <w:rPr>
           <w:rFonts w:ascii="Arial" w:hAnsi="Arial" w:cs="Arial"/>
@@ -1360,45 +1208,12 @@
         </w:rPr>
         <w:t>GameOverModal</w:t>
       </w:r>
-      <w:proofErr w:type="spellEnd"/>
       <w:r>
         <w:rPr>
           <w:rFonts w:ascii="Arial" w:hAnsi="Arial" w:cs="Arial"/>
           <w:lang w:val="pt-PT"/>
         </w:rPr>
-        <w:t xml:space="preserve">: Apresenta resultados e implementa função de </w:t>
-      </w:r>
-      <w:proofErr w:type="spellStart"/>
-      <w:r>
-        <w:rPr>
-          <w:rFonts w:ascii="Arial" w:hAnsi="Arial" w:cs="Arial"/>
-          <w:lang w:val="pt-PT"/>
-        </w:rPr>
-        <w:t>reset</w:t>
-      </w:r>
-      <w:proofErr w:type="spellEnd"/>
-      <w:r>
-        <w:rPr>
-          <w:rFonts w:ascii="Arial" w:hAnsi="Arial" w:cs="Arial"/>
-          <w:lang w:val="pt-PT"/>
-        </w:rPr>
-        <w:t xml:space="preserve"> de estados </w:t>
-      </w:r>
-      <w:proofErr w:type="spellStart"/>
-      <w:r>
-        <w:rPr>
-          <w:rFonts w:ascii="Arial" w:hAnsi="Arial" w:cs="Arial"/>
-          <w:lang w:val="pt-PT"/>
-        </w:rPr>
-        <w:t>React</w:t>
-      </w:r>
-      <w:proofErr w:type="spellEnd"/>
-      <w:r>
-        <w:rPr>
-          <w:rFonts w:ascii="Arial" w:hAnsi="Arial" w:cs="Arial"/>
-          <w:lang w:val="pt-PT"/>
-        </w:rPr>
-        <w:t>.</w:t>
+        <w:t>: Apresenta resultados e implementa função de reset de estados React.</w:t>
       </w:r>
     </w:p>
     <w:p>
@@ -1474,57 +1289,21 @@
           <w:rFonts w:ascii="Arial" w:hAnsi="Arial" w:cs="Arial"/>
           <w:lang w:val="pt-PT"/>
         </w:rPr>
-        <w:t xml:space="preserve"> Em vez de poluir o </w:t>
+        <w:t xml:space="preserve"> Em vez de poluir</w:t>
       </w:r>
-      <w:proofErr w:type="spellStart"/>
       <w:r>
         <w:rPr>
           <w:rFonts w:ascii="Arial" w:hAnsi="Arial" w:cs="Arial"/>
           <w:lang w:val="pt-PT"/>
         </w:rPr>
-        <w:t>App.jsx</w:t>
+        <w:t>mos</w:t>
       </w:r>
-      <w:proofErr w:type="spellEnd"/>
       <w:r>
         <w:rPr>
           <w:rFonts w:ascii="Arial" w:hAnsi="Arial" w:cs="Arial"/>
           <w:lang w:val="pt-PT"/>
         </w:rPr>
-        <w:t xml:space="preserve"> com cálculos de milissegundos que forçam atualizações da UI completa, a lógica de contagem e gestão do tempo de turno reside localmente no </w:t>
-      </w:r>
-      <w:proofErr w:type="spellStart"/>
-      <w:r>
-        <w:rPr>
-          <w:rFonts w:ascii="Arial" w:hAnsi="Arial" w:cs="Arial"/>
-          <w:lang w:val="pt-PT"/>
-        </w:rPr>
-        <w:t>ControlPanel</w:t>
-      </w:r>
-      <w:proofErr w:type="spellEnd"/>
-      <w:r>
-        <w:rPr>
-          <w:rFonts w:ascii="Arial" w:hAnsi="Arial" w:cs="Arial"/>
-          <w:lang w:val="pt-PT"/>
-        </w:rPr>
-        <w:t xml:space="preserve">. O painel informa a camada pai unicamente quando o tempo expira, otimizando o </w:t>
-      </w:r>
-      <w:proofErr w:type="spellStart"/>
-      <w:r>
-        <w:rPr>
-          <w:rFonts w:ascii="Arial" w:hAnsi="Arial" w:cs="Arial"/>
-          <w:i/>
-          <w:iCs/>
-          <w:lang w:val="pt-PT"/>
-        </w:rPr>
-        <w:t>rendering</w:t>
-      </w:r>
-      <w:proofErr w:type="spellEnd"/>
-      <w:r>
-        <w:rPr>
-          <w:rFonts w:ascii="Arial" w:hAnsi="Arial" w:cs="Arial"/>
-          <w:lang w:val="pt-PT"/>
-        </w:rPr>
-        <w:t>.</w:t>
+        <w:t xml:space="preserve"> o App.jsx com cálculos de milissegundos que forçam atualizações da UI completa, a lógica de contagem e gestão do tempo de turno reside localmente no ControlPanel. O painel informa a camada pai unicamente quando o tempo expira, otimizando o rendering.</w:t>
       </w:r>
     </w:p>
     <w:p>
@@ -1553,23 +1332,7 @@
           <w:rFonts w:ascii="Arial" w:hAnsi="Arial" w:cs="Arial"/>
           <w:lang w:val="pt-PT"/>
         </w:rPr>
-        <w:t xml:space="preserve"> Através da passagem de um objeto de coordenadas como propriedade </w:t>
-      </w:r>
-      <w:proofErr w:type="spellStart"/>
-      <w:r>
-        <w:rPr>
-          <w:rFonts w:ascii="Arial" w:hAnsi="Arial" w:cs="Arial"/>
-          <w:lang w:val="pt-PT"/>
-        </w:rPr>
-        <w:t>radarArea</w:t>
-      </w:r>
-      <w:proofErr w:type="spellEnd"/>
-      <w:r>
-        <w:rPr>
-          <w:rFonts w:ascii="Arial" w:hAnsi="Arial" w:cs="Arial"/>
-          <w:lang w:val="pt-PT"/>
-        </w:rPr>
-        <w:t xml:space="preserve"> para a grelha, o tabuleiro calcula se o índice atual da iteração de células se cruza com a caixa envolvente delimitada pelo Radar, modificando o CSS da matriz.</w:t>
+        <w:t xml:space="preserve"> Através da passagem de um objeto de coordenadas como propriedade radarArea para a grelha, o tabuleiro calcula se o índice atual da iteração de células se cruza com a caixa envolvente delimitada pelo Radar, modificando o CSS da matriz.</w:t>
       </w:r>
     </w:p>
     <w:p>
@@ -1591,66 +1354,28 @@
           <w:bCs/>
           <w:lang w:val="pt-PT"/>
         </w:rPr>
-        <w:t xml:space="preserve">Limpeza Pura de Memória </w:t>
-      </w:r>
-      <w:proofErr w:type="spellStart"/>
-      <w:r>
-        <w:rPr>
-          <w:rFonts w:ascii="Arial" w:hAnsi="Arial" w:cs="Arial"/>
-          <w:b/>
-          <w:bCs/>
-          <w:lang w:val="pt-PT"/>
-        </w:rPr>
-        <w:t>React</w:t>
-      </w:r>
-      <w:proofErr w:type="spellEnd"/>
-      <w:r>
-        <w:rPr>
-          <w:rFonts w:ascii="Arial" w:hAnsi="Arial" w:cs="Arial"/>
-          <w:b/>
-          <w:bCs/>
-          <w:lang w:val="pt-PT"/>
-        </w:rPr>
-        <w:t>:</w:t>
+        <w:t>Limpeza Pura de Memória React:</w:t>
       </w:r>
       <w:r>
         <w:rPr>
           <w:rFonts w:ascii="Arial" w:hAnsi="Arial" w:cs="Arial"/>
           <w:lang w:val="pt-PT"/>
         </w:rPr>
-        <w:t xml:space="preserve"> A opção "Jogar Novamente" invoca uma função de reposição explícita que limpa instâncias e referências de Inteligência Artificial guardadas em </w:t>
+        <w:t xml:space="preserve"> A opção "Jogar Novamente" invoca uma função de reposição explícita que limpa instâncias e referências de Inteligência Artificial guardadas </w:t>
       </w:r>
-      <w:proofErr w:type="spellStart"/>
       <w:r>
         <w:rPr>
           <w:rFonts w:ascii="Arial" w:hAnsi="Arial" w:cs="Arial"/>
           <w:lang w:val="pt-PT"/>
         </w:rPr>
-        <w:t>useRef</w:t>
+        <w:t>no</w:t>
       </w:r>
-      <w:proofErr w:type="spellEnd"/>
       <w:r>
         <w:rPr>
           <w:rFonts w:ascii="Arial" w:hAnsi="Arial" w:cs="Arial"/>
           <w:lang w:val="pt-PT"/>
         </w:rPr>
-        <w:t xml:space="preserve"> e coloca todos os </w:t>
-      </w:r>
-      <w:proofErr w:type="spellStart"/>
-      <w:r>
-        <w:rPr>
-          <w:rFonts w:ascii="Arial" w:hAnsi="Arial" w:cs="Arial"/>
-          <w:lang w:val="pt-PT"/>
-        </w:rPr>
-        <w:t>Arrays</w:t>
-      </w:r>
-      <w:proofErr w:type="spellEnd"/>
-      <w:r>
-        <w:rPr>
-          <w:rFonts w:ascii="Arial" w:hAnsi="Arial" w:cs="Arial"/>
-          <w:lang w:val="pt-PT"/>
-        </w:rPr>
-        <w:t xml:space="preserve"> vazios num único ciclo.</w:t>
+        <w:t xml:space="preserve"> useRef e coloca todos os Arrays vazios num único ciclo.</w:t>
       </w:r>
       <w:r>
         <w:rPr>
@@ -5386,6 +5111,7 @@
   <w:style w:type="character" w:default="1" w:styleId="DefaultParagraphFont">
     <w:name w:val="Default Paragraph Font"/>
     <w:uiPriority w:val="1"/>
+    <w:semiHidden/>
     <w:unhideWhenUsed/>
   </w:style>
   <w:style w:type="table" w:default="1" w:styleId="TableNormal">

--- a/Relatório.docx
+++ b/Relatório.docx
@@ -15,7 +15,7 @@
           <w:noProof/>
         </w:rPr>
         <w:drawing>
-          <wp:anchor distT="0" distB="0" distL="114300" distR="114300" simplePos="0" relativeHeight="251661312" behindDoc="0" locked="0" layoutInCell="1" allowOverlap="1" wp14:anchorId="23DFDEB2" wp14:editId="634CCD84">
+          <wp:anchor distT="0" distB="0" distL="114300" distR="114300" simplePos="0" relativeHeight="251661312" behindDoc="0" locked="0" layoutInCell="1" allowOverlap="1" wp14:anchorId="23DFDEB2" wp14:editId="54896B6D">
             <wp:simplePos x="0" y="0"/>
             <wp:positionH relativeFrom="column">
               <wp:posOffset>1296035</wp:posOffset>
@@ -713,30 +713,29 @@
       <w:r>
         <w:rPr>
           <w:rFonts w:ascii="Arial" w:hAnsi="Arial" w:cs="Arial"/>
-          <w:noProof/>
           <w:lang w:val="pt-PT"/>
         </w:rPr>
         <w:drawing>
-          <wp:anchor distT="0" distB="0" distL="114300" distR="114300" simplePos="0" relativeHeight="251665408" behindDoc="1" locked="0" layoutInCell="1" allowOverlap="1" wp14:anchorId="1C9A46E8" wp14:editId="55FDE1F5">
+          <wp:anchor distT="0" distB="0" distL="114300" distR="114300" simplePos="0" relativeHeight="251665408" behindDoc="1" locked="0" layoutInCell="1" allowOverlap="1" wp14:anchorId="046653CD" wp14:editId="73477FE2">
             <wp:simplePos x="0" y="0"/>
             <wp:positionH relativeFrom="margin">
-              <wp:posOffset>1369060</wp:posOffset>
+              <wp:posOffset>1673860</wp:posOffset>
             </wp:positionH>
             <wp:positionV relativeFrom="paragraph">
-              <wp:posOffset>811530</wp:posOffset>
+              <wp:posOffset>849630</wp:posOffset>
             </wp:positionV>
-            <wp:extent cx="4067175" cy="3390900"/>
-            <wp:effectExtent l="0" t="0" r="9525" b="0"/>
+            <wp:extent cx="4335145" cy="3924300"/>
+            <wp:effectExtent l="0" t="0" r="8255" b="0"/>
             <wp:wrapTight wrapText="bothSides">
               <wp:wrapPolygon edited="0">
                 <wp:start x="0" y="0"/>
-                <wp:lineTo x="0" y="21479"/>
-                <wp:lineTo x="21549" y="21479"/>
-                <wp:lineTo x="21549" y="0"/>
+                <wp:lineTo x="0" y="21495"/>
+                <wp:lineTo x="21546" y="21495"/>
+                <wp:lineTo x="21546" y="0"/>
                 <wp:lineTo x="0" y="0"/>
               </wp:wrapPolygon>
             </wp:wrapTight>
-            <wp:docPr id="26223236" name="Imagem 1"/>
+            <wp:docPr id="1751936491" name="Picture 1"/>
             <wp:cNvGraphicFramePr>
               <a:graphicFrameLocks xmlns:a="http://schemas.openxmlformats.org/drawingml/2006/main" noChangeAspect="1"/>
             </wp:cNvGraphicFramePr>
@@ -744,7 +743,7 @@
               <a:graphicData uri="http://schemas.openxmlformats.org/drawingml/2006/picture">
                 <pic:pic xmlns:pic="http://schemas.openxmlformats.org/drawingml/2006/picture">
                   <pic:nvPicPr>
-                    <pic:cNvPr id="26223236" name=""/>
+                    <pic:cNvPr id="1751936491" name=""/>
                     <pic:cNvPicPr/>
                   </pic:nvPicPr>
                   <pic:blipFill>
@@ -762,7 +761,7 @@
                   <pic:spPr>
                     <a:xfrm>
                       <a:off x="0" y="0"/>
-                      <a:ext cx="4067175" cy="3390900"/>
+                      <a:ext cx="4335145" cy="3924300"/>
                     </a:xfrm>
                     <a:prstGeom prst="rect">
                       <a:avLst/>
@@ -852,7 +851,23 @@
           <w:rFonts w:ascii="Arial" w:hAnsi="Arial" w:cs="Arial"/>
           <w:lang w:val="pt-PT"/>
         </w:rPr>
-        <w:t xml:space="preserve"> uma arquitetura modular baseada em componentes funcionais. Respeitando a proibição de concentrar toda a gestão de estados no componente central App.jsx, </w:t>
+        <w:t xml:space="preserve"> uma arquitetura modular baseada em componentes funcionais. Respeitando a proibição de concentrar toda a gestão de estados no componente central </w:t>
+      </w:r>
+      <w:proofErr w:type="spellStart"/>
+      <w:r>
+        <w:rPr>
+          <w:rFonts w:ascii="Arial" w:hAnsi="Arial" w:cs="Arial"/>
+          <w:lang w:val="pt-PT"/>
+        </w:rPr>
+        <w:t>App.jsx</w:t>
+      </w:r>
+      <w:proofErr w:type="spellEnd"/>
+      <w:r>
+        <w:rPr>
+          <w:rFonts w:ascii="Arial" w:hAnsi="Arial" w:cs="Arial"/>
+          <w:lang w:val="pt-PT"/>
+        </w:rPr>
+        <w:t xml:space="preserve">, </w:t>
       </w:r>
       <w:r>
         <w:rPr>
@@ -866,7 +881,23 @@
           <w:rFonts w:ascii="Arial" w:hAnsi="Arial" w:cs="Arial"/>
           <w:lang w:val="pt-PT"/>
         </w:rPr>
-        <w:t>telemetria do tempo para o ControlPanel. O</w:t>
+        <w:t xml:space="preserve">telemetria do tempo para o </w:t>
+      </w:r>
+      <w:proofErr w:type="spellStart"/>
+      <w:r>
+        <w:rPr>
+          <w:rFonts w:ascii="Arial" w:hAnsi="Arial" w:cs="Arial"/>
+          <w:lang w:val="pt-PT"/>
+        </w:rPr>
+        <w:t>ControlPanel</w:t>
+      </w:r>
+      <w:proofErr w:type="spellEnd"/>
+      <w:r>
+        <w:rPr>
+          <w:rFonts w:ascii="Arial" w:hAnsi="Arial" w:cs="Arial"/>
+          <w:lang w:val="pt-PT"/>
+        </w:rPr>
+        <w:t>. O</w:t>
       </w:r>
       <w:r>
         <w:rPr>
@@ -880,7 +911,39 @@
           <w:rFonts w:ascii="Arial" w:hAnsi="Arial" w:cs="Arial"/>
           <w:lang w:val="pt-PT"/>
         </w:rPr>
-        <w:t xml:space="preserve"> fluxo de dados de forma descendente, com callbacks a garantir a sincronização entre irmãos sem recurso ao Context API.</w:t>
+        <w:t xml:space="preserve"> fluxo de dados de forma descendente, com </w:t>
+      </w:r>
+      <w:proofErr w:type="spellStart"/>
+      <w:r>
+        <w:rPr>
+          <w:rFonts w:ascii="Arial" w:hAnsi="Arial" w:cs="Arial"/>
+          <w:lang w:val="pt-PT"/>
+        </w:rPr>
+        <w:t>callbacks</w:t>
+      </w:r>
+      <w:proofErr w:type="spellEnd"/>
+      <w:r>
+        <w:rPr>
+          <w:rFonts w:ascii="Arial" w:hAnsi="Arial" w:cs="Arial"/>
+          <w:lang w:val="pt-PT"/>
+        </w:rPr>
+        <w:t xml:space="preserve"> a garantir a sincronização entre irmãos sem recurso ao </w:t>
+      </w:r>
+      <w:proofErr w:type="spellStart"/>
+      <w:r>
+        <w:rPr>
+          <w:rFonts w:ascii="Arial" w:hAnsi="Arial" w:cs="Arial"/>
+          <w:lang w:val="pt-PT"/>
+        </w:rPr>
+        <w:t>Context</w:t>
+      </w:r>
+      <w:proofErr w:type="spellEnd"/>
+      <w:r>
+        <w:rPr>
+          <w:rFonts w:ascii="Arial" w:hAnsi="Arial" w:cs="Arial"/>
+          <w:lang w:val="pt-PT"/>
+        </w:rPr>
+        <w:t xml:space="preserve"> API.</w:t>
       </w:r>
     </w:p>
     <w:p>
@@ -1083,6 +1146,7 @@
           <w:lang w:val="pt-PT"/>
         </w:rPr>
       </w:pPr>
+      <w:proofErr w:type="spellStart"/>
       <w:r>
         <w:rPr>
           <w:rFonts w:ascii="Arial" w:hAnsi="Arial" w:cs="Arial"/>
@@ -1092,6 +1156,7 @@
         </w:rPr>
         <w:t>App.jsx</w:t>
       </w:r>
+      <w:proofErr w:type="spellEnd"/>
       <w:r>
         <w:rPr>
           <w:rFonts w:ascii="Arial" w:hAnsi="Arial" w:cs="Arial"/>
@@ -1112,6 +1177,7 @@
           <w:lang w:val="pt-PT"/>
         </w:rPr>
       </w:pPr>
+      <w:proofErr w:type="spellStart"/>
       <w:r>
         <w:rPr>
           <w:rFonts w:ascii="Arial" w:hAnsi="Arial" w:cs="Arial"/>
@@ -1121,6 +1187,7 @@
         </w:rPr>
         <w:t>SetupPanel</w:t>
       </w:r>
+      <w:proofErr w:type="spellEnd"/>
       <w:r>
         <w:rPr>
           <w:rFonts w:ascii="Arial" w:hAnsi="Arial" w:cs="Arial"/>
@@ -1141,6 +1208,7 @@
           <w:lang w:val="pt-PT"/>
         </w:rPr>
       </w:pPr>
+      <w:proofErr w:type="spellStart"/>
       <w:r>
         <w:rPr>
           <w:rFonts w:ascii="Arial" w:hAnsi="Arial" w:cs="Arial"/>
@@ -1150,12 +1218,29 @@
         </w:rPr>
         <w:t>ControlPanel</w:t>
       </w:r>
-      <w:r>
-        <w:rPr>
-          <w:rFonts w:ascii="Arial" w:hAnsi="Arial" w:cs="Arial"/>
-          <w:lang w:val="pt-PT"/>
-        </w:rPr>
-        <w:t>: Gere, através de estado local, o temporizador da partida, pausando e reiniciando autonomamente através do ciclo de vida ditado pelas mudanças de turno. Emite eventos de penalização de Timeout.</w:t>
+      <w:proofErr w:type="spellEnd"/>
+      <w:r>
+        <w:rPr>
+          <w:rFonts w:ascii="Arial" w:hAnsi="Arial" w:cs="Arial"/>
+          <w:lang w:val="pt-PT"/>
+        </w:rPr>
+        <w:t xml:space="preserve">: Gere, através de estado local, o temporizador da partida, pausando e reiniciando autonomamente através do ciclo de vida ditado pelas mudanças de turno. Emite eventos de penalização de </w:t>
+      </w:r>
+      <w:proofErr w:type="spellStart"/>
+      <w:r>
+        <w:rPr>
+          <w:rFonts w:ascii="Arial" w:hAnsi="Arial" w:cs="Arial"/>
+          <w:lang w:val="pt-PT"/>
+        </w:rPr>
+        <w:t>Timeout</w:t>
+      </w:r>
+      <w:proofErr w:type="spellEnd"/>
+      <w:r>
+        <w:rPr>
+          <w:rFonts w:ascii="Arial" w:hAnsi="Arial" w:cs="Arial"/>
+          <w:lang w:val="pt-PT"/>
+        </w:rPr>
+        <w:t>.</w:t>
       </w:r>
     </w:p>
     <w:p>
@@ -1170,6 +1255,7 @@
           <w:lang w:val="pt-PT"/>
         </w:rPr>
       </w:pPr>
+      <w:proofErr w:type="spellStart"/>
       <w:r>
         <w:rPr>
           <w:rFonts w:ascii="Arial" w:hAnsi="Arial" w:cs="Arial"/>
@@ -1177,14 +1263,51 @@
           <w:bCs/>
           <w:lang w:val="pt-PT"/>
         </w:rPr>
-        <w:t>GameBoard e Cell</w:t>
-      </w:r>
-      <w:r>
-        <w:rPr>
-          <w:rFonts w:ascii="Arial" w:hAnsi="Arial" w:cs="Arial"/>
-          <w:lang w:val="pt-PT"/>
-        </w:rPr>
-        <w:t>: Aplicam formatações dinâmicas a áreas 2x2 mediante propósitos de radar e controlam a revelação de células durante o Debug.</w:t>
+        <w:t>GameBoard</w:t>
+      </w:r>
+      <w:proofErr w:type="spellEnd"/>
+      <w:r>
+        <w:rPr>
+          <w:rFonts w:ascii="Arial" w:hAnsi="Arial" w:cs="Arial"/>
+          <w:b/>
+          <w:bCs/>
+          <w:lang w:val="pt-PT"/>
+        </w:rPr>
+        <w:t xml:space="preserve"> e </w:t>
+      </w:r>
+      <w:proofErr w:type="spellStart"/>
+      <w:r>
+        <w:rPr>
+          <w:rFonts w:ascii="Arial" w:hAnsi="Arial" w:cs="Arial"/>
+          <w:b/>
+          <w:bCs/>
+          <w:lang w:val="pt-PT"/>
+        </w:rPr>
+        <w:t>Cell</w:t>
+      </w:r>
+      <w:proofErr w:type="spellEnd"/>
+      <w:r>
+        <w:rPr>
+          <w:rFonts w:ascii="Arial" w:hAnsi="Arial" w:cs="Arial"/>
+          <w:lang w:val="pt-PT"/>
+        </w:rPr>
+        <w:t xml:space="preserve">: Aplicam formatações dinâmicas a áreas 2x2 mediante propósitos de radar e controlam a revelação de células durante o </w:t>
+      </w:r>
+      <w:proofErr w:type="spellStart"/>
+      <w:r>
+        <w:rPr>
+          <w:rFonts w:ascii="Arial" w:hAnsi="Arial" w:cs="Arial"/>
+          <w:lang w:val="pt-PT"/>
+        </w:rPr>
+        <w:t>Debug</w:t>
+      </w:r>
+      <w:proofErr w:type="spellEnd"/>
+      <w:r>
+        <w:rPr>
+          <w:rFonts w:ascii="Arial" w:hAnsi="Arial" w:cs="Arial"/>
+          <w:lang w:val="pt-PT"/>
+        </w:rPr>
+        <w:t>.</w:t>
       </w:r>
     </w:p>
     <w:p>
@@ -1199,6 +1322,7 @@
           <w:lang w:val="pt-PT"/>
         </w:rPr>
       </w:pPr>
+      <w:proofErr w:type="spellStart"/>
       <w:r>
         <w:rPr>
           <w:rFonts w:ascii="Arial" w:hAnsi="Arial" w:cs="Arial"/>
@@ -1208,12 +1332,45 @@
         </w:rPr>
         <w:t>GameOverModal</w:t>
       </w:r>
-      <w:r>
-        <w:rPr>
-          <w:rFonts w:ascii="Arial" w:hAnsi="Arial" w:cs="Arial"/>
-          <w:lang w:val="pt-PT"/>
-        </w:rPr>
-        <w:t>: Apresenta resultados e implementa função de reset de estados React.</w:t>
+      <w:proofErr w:type="spellEnd"/>
+      <w:r>
+        <w:rPr>
+          <w:rFonts w:ascii="Arial" w:hAnsi="Arial" w:cs="Arial"/>
+          <w:lang w:val="pt-PT"/>
+        </w:rPr>
+        <w:t xml:space="preserve">: Apresenta resultados e implementa função de </w:t>
+      </w:r>
+      <w:proofErr w:type="spellStart"/>
+      <w:r>
+        <w:rPr>
+          <w:rFonts w:ascii="Arial" w:hAnsi="Arial" w:cs="Arial"/>
+          <w:lang w:val="pt-PT"/>
+        </w:rPr>
+        <w:t>reset</w:t>
+      </w:r>
+      <w:proofErr w:type="spellEnd"/>
+      <w:r>
+        <w:rPr>
+          <w:rFonts w:ascii="Arial" w:hAnsi="Arial" w:cs="Arial"/>
+          <w:lang w:val="pt-PT"/>
+        </w:rPr>
+        <w:t xml:space="preserve"> de estados </w:t>
+      </w:r>
+      <w:proofErr w:type="spellStart"/>
+      <w:r>
+        <w:rPr>
+          <w:rFonts w:ascii="Arial" w:hAnsi="Arial" w:cs="Arial"/>
+          <w:lang w:val="pt-PT"/>
+        </w:rPr>
+        <w:t>React</w:t>
+      </w:r>
+      <w:proofErr w:type="spellEnd"/>
+      <w:r>
+        <w:rPr>
+          <w:rFonts w:ascii="Arial" w:hAnsi="Arial" w:cs="Arial"/>
+          <w:lang w:val="pt-PT"/>
+        </w:rPr>
+        <w:t>.</w:t>
       </w:r>
     </w:p>
     <w:p>
@@ -1303,7 +1460,55 @@
           <w:rFonts w:ascii="Arial" w:hAnsi="Arial" w:cs="Arial"/>
           <w:lang w:val="pt-PT"/>
         </w:rPr>
-        <w:t xml:space="preserve"> o App.jsx com cálculos de milissegundos que forçam atualizações da UI completa, a lógica de contagem e gestão do tempo de turno reside localmente no ControlPanel. O painel informa a camada pai unicamente quando o tempo expira, otimizando o rendering.</w:t>
+        <w:t xml:space="preserve"> o </w:t>
+      </w:r>
+      <w:proofErr w:type="spellStart"/>
+      <w:r>
+        <w:rPr>
+          <w:rFonts w:ascii="Arial" w:hAnsi="Arial" w:cs="Arial"/>
+          <w:lang w:val="pt-PT"/>
+        </w:rPr>
+        <w:t>App.jsx</w:t>
+      </w:r>
+      <w:proofErr w:type="spellEnd"/>
+      <w:r>
+        <w:rPr>
+          <w:rFonts w:ascii="Arial" w:hAnsi="Arial" w:cs="Arial"/>
+          <w:lang w:val="pt-PT"/>
+        </w:rPr>
+        <w:t xml:space="preserve"> com cálculos de milissegundos que forçam atualizações da UI completa, a lógica de contagem e gestão do tempo de turno reside localmente no </w:t>
+      </w:r>
+      <w:proofErr w:type="spellStart"/>
+      <w:r>
+        <w:rPr>
+          <w:rFonts w:ascii="Arial" w:hAnsi="Arial" w:cs="Arial"/>
+          <w:lang w:val="pt-PT"/>
+        </w:rPr>
+        <w:t>ControlPanel</w:t>
+      </w:r>
+      <w:proofErr w:type="spellEnd"/>
+      <w:r>
+        <w:rPr>
+          <w:rFonts w:ascii="Arial" w:hAnsi="Arial" w:cs="Arial"/>
+          <w:lang w:val="pt-PT"/>
+        </w:rPr>
+        <w:t xml:space="preserve">. O painel informa a camada pai unicamente quando o tempo expira, otimizando o </w:t>
+      </w:r>
+      <w:proofErr w:type="spellStart"/>
+      <w:r>
+        <w:rPr>
+          <w:rFonts w:ascii="Arial" w:hAnsi="Arial" w:cs="Arial"/>
+          <w:lang w:val="pt-PT"/>
+        </w:rPr>
+        <w:t>rendering</w:t>
+      </w:r>
+      <w:proofErr w:type="spellEnd"/>
+      <w:r>
+        <w:rPr>
+          <w:rFonts w:ascii="Arial" w:hAnsi="Arial" w:cs="Arial"/>
+          <w:lang w:val="pt-PT"/>
+        </w:rPr>
+        <w:t>.</w:t>
       </w:r>
     </w:p>
     <w:p>
@@ -1332,7 +1537,23 @@
           <w:rFonts w:ascii="Arial" w:hAnsi="Arial" w:cs="Arial"/>
           <w:lang w:val="pt-PT"/>
         </w:rPr>
-        <w:t xml:space="preserve"> Através da passagem de um objeto de coordenadas como propriedade radarArea para a grelha, o tabuleiro calcula se o índice atual da iteração de células se cruza com a caixa envolvente delimitada pelo Radar, modificando o CSS da matriz.</w:t>
+        <w:t xml:space="preserve"> Através da passagem de um objeto de coordenadas como propriedade </w:t>
+      </w:r>
+      <w:proofErr w:type="spellStart"/>
+      <w:r>
+        <w:rPr>
+          <w:rFonts w:ascii="Arial" w:hAnsi="Arial" w:cs="Arial"/>
+          <w:lang w:val="pt-PT"/>
+        </w:rPr>
+        <w:t>radarArea</w:t>
+      </w:r>
+      <w:proofErr w:type="spellEnd"/>
+      <w:r>
+        <w:rPr>
+          <w:rFonts w:ascii="Arial" w:hAnsi="Arial" w:cs="Arial"/>
+          <w:lang w:val="pt-PT"/>
+        </w:rPr>
+        <w:t xml:space="preserve"> para a grelha, o tabuleiro calcula se o índice atual da iteração de células se cruza com a caixa envolvente delimitada pelo Radar, modificando o CSS da matriz.</w:t>
       </w:r>
     </w:p>
     <w:p>
@@ -1354,7 +1575,27 @@
           <w:bCs/>
           <w:lang w:val="pt-PT"/>
         </w:rPr>
-        <w:t>Limpeza Pura de Memória React:</w:t>
+        <w:t xml:space="preserve">Limpeza Pura de Memória </w:t>
+      </w:r>
+      <w:proofErr w:type="spellStart"/>
+      <w:r>
+        <w:rPr>
+          <w:rFonts w:ascii="Arial" w:hAnsi="Arial" w:cs="Arial"/>
+          <w:b/>
+          <w:bCs/>
+          <w:lang w:val="pt-PT"/>
+        </w:rPr>
+        <w:t>React</w:t>
+      </w:r>
+      <w:proofErr w:type="spellEnd"/>
+      <w:r>
+        <w:rPr>
+          <w:rFonts w:ascii="Arial" w:hAnsi="Arial" w:cs="Arial"/>
+          <w:b/>
+          <w:bCs/>
+          <w:lang w:val="pt-PT"/>
+        </w:rPr>
+        <w:t>:</w:t>
       </w:r>
       <w:r>
         <w:rPr>
@@ -1375,7 +1616,39 @@
           <w:rFonts w:ascii="Arial" w:hAnsi="Arial" w:cs="Arial"/>
           <w:lang w:val="pt-PT"/>
         </w:rPr>
-        <w:t xml:space="preserve"> useRef e coloca todos os Arrays vazios num único ciclo.</w:t>
+        <w:t xml:space="preserve"> </w:t>
+      </w:r>
+      <w:proofErr w:type="spellStart"/>
+      <w:r>
+        <w:rPr>
+          <w:rFonts w:ascii="Arial" w:hAnsi="Arial" w:cs="Arial"/>
+          <w:lang w:val="pt-PT"/>
+        </w:rPr>
+        <w:t>useRef</w:t>
+      </w:r>
+      <w:proofErr w:type="spellEnd"/>
+      <w:r>
+        <w:rPr>
+          <w:rFonts w:ascii="Arial" w:hAnsi="Arial" w:cs="Arial"/>
+          <w:lang w:val="pt-PT"/>
+        </w:rPr>
+        <w:t xml:space="preserve"> e coloca todos os </w:t>
+      </w:r>
+      <w:proofErr w:type="spellStart"/>
+      <w:r>
+        <w:rPr>
+          <w:rFonts w:ascii="Arial" w:hAnsi="Arial" w:cs="Arial"/>
+          <w:lang w:val="pt-PT"/>
+        </w:rPr>
+        <w:t>Arrays</w:t>
+      </w:r>
+      <w:proofErr w:type="spellEnd"/>
+      <w:r>
+        <w:rPr>
+          <w:rFonts w:ascii="Arial" w:hAnsi="Arial" w:cs="Arial"/>
+          <w:lang w:val="pt-PT"/>
+        </w:rPr>
+        <w:t xml:space="preserve"> vazios num único ciclo.</w:t>
       </w:r>
       <w:r>
         <w:rPr>
